--- a/K. H. MÁCHA.docx
+++ b/K. H. MÁCHA.docx
@@ -1,6 +1,6 @@
 
 <file path=word/document.xml><?xml version="1.0" encoding="utf-8"?>
-<w:document xmlns:wpc="http://schemas.microsoft.com/office/word/2010/wordprocessingCanvas" xmlns:cx="http://schemas.microsoft.com/office/drawing/2014/chartex" xmlns:cx1="http://schemas.microsoft.com/office/drawing/2015/9/8/chartex" xmlns:cx2="http://schemas.microsoft.com/office/drawing/2015/10/21/chartex" xmlns:cx3="http://schemas.microsoft.com/office/drawing/2016/5/9/chartex" xmlns:cx4="http://schemas.microsoft.com/office/drawing/2016/5/10/chartex" xmlns:cx5="http://schemas.microsoft.com/office/drawing/2016/5/11/chartex" xmlns:cx6="http://schemas.microsoft.com/office/drawing/2016/5/12/chartex" xmlns:cx7="http://schemas.microsoft.com/office/drawing/2016/5/13/chartex" xmlns:cx8="http://schemas.microsoft.com/office/drawing/2016/5/14/chartex" xmlns:mc="http://schemas.openxmlformats.org/markup-compatibility/2006" xmlns:aink="http://schemas.microsoft.com/office/drawing/2016/ink" xmlns:am3d="http://schemas.microsoft.com/office/drawing/2017/model3d" xmlns:o="urn:schemas-microsoft-com:office:office" xmlns:r="http://schemas.openxmlformats.org/officeDocument/2006/relationships" xmlns:m="http://schemas.openxmlformats.org/officeDocument/2006/math" xmlns:v="urn:schemas-microsoft-com:vml" xmlns:wp14="http://schemas.microsoft.com/office/word/2010/wordprocessingDrawing" xmlns:wp="http://schemas.openxmlformats.org/drawingml/2006/wordprocessingDrawing" xmlns:w10="urn:schemas-microsoft-com:office:word" xmlns:w="http://schemas.openxmlformats.org/wordprocessingml/2006/main" xmlns:w14="http://schemas.microsoft.com/office/word/2010/wordml" xmlns:w15="http://schemas.microsoft.com/office/word/2012/wordml" xmlns:w16cex="http://schemas.microsoft.com/office/word/2018/wordml/cex" xmlns:w16cid="http://schemas.microsoft.com/office/word/2016/wordml/cid" xmlns:w16="http://schemas.microsoft.com/office/word/2018/wordml" xmlns:w16sdtdh="http://schemas.microsoft.com/office/word/2020/wordml/sdtdatahash" xmlns:w16se="http://schemas.microsoft.com/office/word/2015/wordml/symex" xmlns:wpg="http://schemas.microsoft.com/office/word/2010/wordprocessingGroup" xmlns:wpi="http://schemas.microsoft.com/office/word/2010/wordprocessingInk" xmlns:wne="http://schemas.microsoft.com/office/word/2006/wordml" xmlns:wps="http://schemas.microsoft.com/office/word/2010/wordprocessingShape" mc:Ignorable="w14 w15 w16se w16cid w16 w16cex w16sdtdh wp14">
+<w:document xmlns:wpc="http://schemas.microsoft.com/office/word/2010/wordprocessingCanvas" xmlns:cx="http://schemas.microsoft.com/office/drawing/2014/chartex" xmlns:cx1="http://schemas.microsoft.com/office/drawing/2015/9/8/chartex" xmlns:cx2="http://schemas.microsoft.com/office/drawing/2015/10/21/chartex" xmlns:cx3="http://schemas.microsoft.com/office/drawing/2016/5/9/chartex" xmlns:cx4="http://schemas.microsoft.com/office/drawing/2016/5/10/chartex" xmlns:cx5="http://schemas.microsoft.com/office/drawing/2016/5/11/chartex" xmlns:cx6="http://schemas.microsoft.com/office/drawing/2016/5/12/chartex" xmlns:cx7="http://schemas.microsoft.com/office/drawing/2016/5/13/chartex" xmlns:cx8="http://schemas.microsoft.com/office/drawing/2016/5/14/chartex" xmlns:mc="http://schemas.openxmlformats.org/markup-compatibility/2006" xmlns:aink="http://schemas.microsoft.com/office/drawing/2016/ink" xmlns:am3d="http://schemas.microsoft.com/office/drawing/2017/model3d" xmlns:o="urn:schemas-microsoft-com:office:office" xmlns:oel="http://schemas.microsoft.com/office/2019/extlst" xmlns:r="http://schemas.openxmlformats.org/officeDocument/2006/relationships" xmlns:m="http://schemas.openxmlformats.org/officeDocument/2006/math" xmlns:v="urn:schemas-microsoft-com:vml" xmlns:wp14="http://schemas.microsoft.com/office/word/2010/wordprocessingDrawing" xmlns:wp="http://schemas.openxmlformats.org/drawingml/2006/wordprocessingDrawing" xmlns:w10="urn:schemas-microsoft-com:office:word" xmlns:w="http://schemas.openxmlformats.org/wordprocessingml/2006/main" xmlns:w14="http://schemas.microsoft.com/office/word/2010/wordml" xmlns:w15="http://schemas.microsoft.com/office/word/2012/wordml" xmlns:w16cex="http://schemas.microsoft.com/office/word/2018/wordml/cex" xmlns:w16cid="http://schemas.microsoft.com/office/word/2016/wordml/cid" xmlns:w16="http://schemas.microsoft.com/office/word/2018/wordml" xmlns:w16du="http://schemas.microsoft.com/office/word/2023/wordml/word16du" xmlns:w16sdtdh="http://schemas.microsoft.com/office/word/2020/wordml/sdtdatahash" xmlns:w16sdtfl="http://schemas.microsoft.com/office/word/2024/wordml/sdtformatlock" xmlns:w16se="http://schemas.microsoft.com/office/word/2015/wordml/symex" xmlns:wpg="http://schemas.microsoft.com/office/word/2010/wordprocessingGroup" xmlns:wpi="http://schemas.microsoft.com/office/word/2010/wordprocessingInk" xmlns:wne="http://schemas.microsoft.com/office/word/2006/wordml" xmlns:wps="http://schemas.microsoft.com/office/word/2010/wordprocessingShape" mc:Ignorable="w14 w15 w16se w16cid w16 w16cex w16sdtdh w16sdtfl w16du wp14">
   <w:body>
     <w:p>
       <w:pPr>
@@ -13,7 +13,7 @@
           <w:sz w:val="40"/>
           <w:szCs w:val="40"/>
         </w:rPr>
-        <w:t xml:space="preserve">KAREL   HYNEK   </w:t>
+        <w:t xml:space="preserve">KAREL   HYNEK   MÁCHA </w:t>
       </w:r>
       <w:proofErr w:type="gramStart"/>
       <w:r>
@@ -23,8 +23,9 @@
           <w:sz w:val="40"/>
           <w:szCs w:val="40"/>
         </w:rPr>
-        <w:t>M</w:t>
-      </w:r>
+        <w:t xml:space="preserve">  :</w:t>
+      </w:r>
+      <w:proofErr w:type="gramEnd"/>
       <w:r>
         <w:rPr>
           <w:b/>
@@ -32,27 +33,8 @@
           <w:sz w:val="40"/>
           <w:szCs w:val="40"/>
         </w:rPr>
-        <w:t>ÁCHA</w:t>
-      </w:r>
-      <w:r>
-        <w:rPr>
-          <w:b/>
-          <w:bCs/>
-          <w:sz w:val="40"/>
-          <w:szCs w:val="40"/>
-        </w:rPr>
-        <w:t>:  M</w:t>
-      </w:r>
-      <w:r>
-        <w:rPr>
-          <w:b/>
-          <w:bCs/>
-          <w:sz w:val="40"/>
-          <w:szCs w:val="40"/>
-        </w:rPr>
-        <w:t>ÁJ</w:t>
-      </w:r>
-      <w:proofErr w:type="gramEnd"/>
+        <w:t xml:space="preserve">   MÁJ</w:t>
+      </w:r>
     </w:p>
     <w:p>
       <w:pPr>
@@ -96,15 +78,151 @@
     <w:p>
       <w:pPr>
         <w:pStyle w:val="paragraph"/>
-        <w:spacing w:before="0" w:beforeAutospacing="0" w:after="0" w:afterAutospacing="0"/>
+        <w:numPr>
+          <w:ilvl w:val="0"/>
+          <w:numId w:val="41"/>
+        </w:numPr>
+        <w:textAlignment w:val="baseline"/>
+        <w:rPr>
+          <w:rFonts w:ascii="Calibri" w:hAnsi="Calibri" w:cs="Calibri"/>
+          <w:b/>
+          <w:bCs/>
+        </w:rPr>
+      </w:pPr>
+      <w:r>
+        <w:rPr>
+          <w:rFonts w:ascii="Calibri" w:hAnsi="Calibri" w:cs="Calibri"/>
+        </w:rPr>
+        <w:t>1. pol. 19. st.</w:t>
+      </w:r>
+    </w:p>
+    <w:p>
+      <w:pPr>
+        <w:pStyle w:val="paragraph"/>
+        <w:numPr>
+          <w:ilvl w:val="0"/>
+          <w:numId w:val="41"/>
+        </w:numPr>
+        <w:textAlignment w:val="baseline"/>
+        <w:rPr>
+          <w:rFonts w:ascii="Calibri" w:hAnsi="Calibri" w:cs="Calibri"/>
+          <w:b/>
+          <w:bCs/>
+        </w:rPr>
+      </w:pPr>
+      <w:r>
+        <w:rPr>
+          <w:rFonts w:ascii="Calibri" w:hAnsi="Calibri" w:cs="Calibri"/>
+        </w:rPr>
+        <w:t>Revoluce v Evropě – boj za národní uvědomění a svobodu</w:t>
+      </w:r>
+    </w:p>
+    <w:p>
+      <w:pPr>
+        <w:pStyle w:val="paragraph"/>
+        <w:numPr>
+          <w:ilvl w:val="0"/>
+          <w:numId w:val="41"/>
+        </w:numPr>
         <w:textAlignment w:val="baseline"/>
         <w:rPr>
           <w:rStyle w:val="normaltextrun"/>
           <w:rFonts w:ascii="Calibri" w:hAnsi="Calibri" w:cs="Calibri"/>
           <w:b/>
           <w:bCs/>
-          <w:sz w:val="32"/>
-          <w:szCs w:val="32"/>
+        </w:rPr>
+      </w:pPr>
+      <w:r>
+        <w:rPr>
+          <w:rFonts w:ascii="Calibri" w:hAnsi="Calibri" w:cs="Calibri"/>
+        </w:rPr>
+        <w:t>Počátek českého národního obrození</w:t>
+      </w:r>
+      <w:r>
+        <w:rPr>
+          <w:rFonts w:ascii="Calibri" w:hAnsi="Calibri" w:cs="Calibri"/>
+        </w:rPr>
+        <w:t xml:space="preserve"> </w:t>
+      </w:r>
+      <w:r>
+        <w:rPr>
+          <w:rStyle w:val="normaltextrun"/>
+          <w:rFonts w:ascii="Calibri" w:eastAsiaTheme="majorEastAsia" w:hAnsi="Calibri" w:cs="Calibri"/>
+        </w:rPr>
+        <w:t xml:space="preserve">– kulturní a politické hnutí, u menších evropských národů, byly v područí velkých národů (Rakousko-Uhersko), rozvoj národního </w:t>
+      </w:r>
+      <w:proofErr w:type="gramStart"/>
+      <w:r>
+        <w:rPr>
+          <w:rStyle w:val="normaltextrun"/>
+          <w:rFonts w:ascii="Calibri" w:eastAsiaTheme="majorEastAsia" w:hAnsi="Calibri" w:cs="Calibri"/>
+        </w:rPr>
+        <w:t>uvědomění,  rozvoj</w:t>
+      </w:r>
+      <w:proofErr w:type="gramEnd"/>
+      <w:r>
+        <w:rPr>
+          <w:rStyle w:val="normaltextrun"/>
+          <w:rFonts w:ascii="Calibri" w:eastAsiaTheme="majorEastAsia" w:hAnsi="Calibri" w:cs="Calibri"/>
+        </w:rPr>
+        <w:t xml:space="preserve"> českého jazyka – jazyk veřejného života, projev národního cítění, rozvoj kultury, vytváření vzdělávacích institucí, vytváření novin a časopisů</w:t>
+      </w:r>
+    </w:p>
+    <w:p>
+      <w:pPr>
+        <w:pStyle w:val="paragraph"/>
+        <w:numPr>
+          <w:ilvl w:val="0"/>
+          <w:numId w:val="41"/>
+        </w:numPr>
+        <w:textAlignment w:val="baseline"/>
+        <w:rPr>
+          <w:rFonts w:ascii="Calibri" w:hAnsi="Calibri" w:cs="Calibri"/>
+          <w:b/>
+          <w:bCs/>
+        </w:rPr>
+      </w:pPr>
+    </w:p>
+    <w:p>
+      <w:pPr>
+        <w:pStyle w:val="paragraph"/>
+        <w:spacing w:before="0" w:beforeAutospacing="0" w:after="0" w:afterAutospacing="0"/>
+        <w:ind w:left="720"/>
+        <w:textAlignment w:val="baseline"/>
+        <w:rPr>
+          <w:rStyle w:val="normaltextrun"/>
+          <w:rFonts w:ascii="Calibri" w:hAnsi="Calibri" w:cs="Calibri"/>
+          <w:b/>
+          <w:bCs/>
+          <w:sz w:val="28"/>
+          <w:szCs w:val="28"/>
+        </w:rPr>
+      </w:pPr>
+      <w:r>
+        <w:rPr>
+          <w:rStyle w:val="normaltextrun"/>
+          <w:rFonts w:ascii="Calibri" w:hAnsi="Calibri" w:cs="Calibri"/>
+          <w:b/>
+          <w:bCs/>
+          <w:sz w:val="28"/>
+          <w:szCs w:val="28"/>
+        </w:rPr>
+        <w:t>Romantismus</w:t>
+      </w:r>
+    </w:p>
+    <w:p>
+      <w:pPr>
+        <w:pStyle w:val="paragraph"/>
+        <w:spacing w:before="0" w:beforeAutospacing="0" w:after="0" w:afterAutospacing="0"/>
+        <w:ind w:left="720"/>
+        <w:textAlignment w:val="baseline"/>
+        <w:rPr>
+          <w:rStyle w:val="normaltextrun"/>
+          <w:rFonts w:ascii="Calibri" w:hAnsi="Calibri" w:cs="Calibri"/>
+          <w:b/>
+          <w:bCs/>
+          <w:sz w:val="28"/>
+          <w:szCs w:val="28"/>
         </w:rPr>
       </w:pPr>
     </w:p>
@@ -118,21 +236,28 @@
         <w:spacing w:before="0" w:beforeAutospacing="0" w:after="0" w:afterAutospacing="0"/>
         <w:textAlignment w:val="baseline"/>
         <w:rPr>
-          <w:rStyle w:val="normaltextrun"/>
-          <w:rFonts w:ascii="Calibri" w:hAnsi="Calibri" w:cs="Calibri"/>
-          <w:sz w:val="22"/>
-          <w:szCs w:val="22"/>
-        </w:rPr>
-      </w:pPr>
-      <w:r>
-        <w:rPr>
-          <w:rStyle w:val="normaltextrun"/>
-          <w:rFonts w:ascii="Calibri" w:hAnsi="Calibri" w:cs="Calibri"/>
-          <w:sz w:val="22"/>
-          <w:szCs w:val="22"/>
-        </w:rPr>
-        <w:t>30. a 40. léta 19. století</w:t>
-      </w:r>
+          <w:rFonts w:asciiTheme="minorHAnsi" w:hAnsiTheme="minorHAnsi" w:cstheme="minorHAnsi"/>
+        </w:rPr>
+      </w:pPr>
+      <w:r>
+        <w:rPr>
+          <w:rFonts w:asciiTheme="minorHAnsi" w:hAnsiTheme="minorHAnsi" w:cstheme="minorHAnsi"/>
+          <w:shd w:val="clear" w:color="auto" w:fill="FFFFFF"/>
+        </w:rPr>
+        <w:t>první poloviny </w:t>
+      </w:r>
+      <w:hyperlink r:id="rId6" w:tooltip="19. století" w:history="1">
+        <w:r>
+          <w:rPr>
+            <w:rStyle w:val="Hypertextovodkaz"/>
+            <w:rFonts w:asciiTheme="minorHAnsi" w:hAnsiTheme="minorHAnsi" w:cstheme="minorHAnsi"/>
+            <w:color w:val="auto"/>
+            <w:u w:val="none"/>
+            <w:shd w:val="clear" w:color="auto" w:fill="FFFFFF"/>
+          </w:rPr>
+          <w:t>19. století</w:t>
+        </w:r>
+      </w:hyperlink>
     </w:p>
     <w:p>
       <w:pPr>
@@ -144,20 +269,34 @@
         <w:spacing w:before="0" w:beforeAutospacing="0" w:after="0" w:afterAutospacing="0"/>
         <w:textAlignment w:val="baseline"/>
         <w:rPr>
-          <w:rStyle w:val="normaltextrun"/>
-          <w:rFonts w:ascii="Calibri" w:hAnsi="Calibri" w:cs="Calibri"/>
-          <w:sz w:val="22"/>
-          <w:szCs w:val="22"/>
-        </w:rPr>
-      </w:pPr>
-      <w:r>
-        <w:rPr>
-          <w:rStyle w:val="normaltextrun"/>
-          <w:rFonts w:ascii="Calibri" w:hAnsi="Calibri" w:cs="Calibri"/>
-          <w:sz w:val="22"/>
-          <w:szCs w:val="22"/>
-        </w:rPr>
-        <w:t>Revoluce v Evropě – boj za národní svobodu</w:t>
+          <w:rFonts w:asciiTheme="minorHAnsi" w:hAnsiTheme="minorHAnsi" w:cstheme="minorHAnsi"/>
+        </w:rPr>
+      </w:pPr>
+      <w:r>
+        <w:rPr>
+          <w:rFonts w:asciiTheme="minorHAnsi" w:hAnsiTheme="minorHAnsi" w:cstheme="minorHAnsi"/>
+          <w:shd w:val="clear" w:color="auto" w:fill="FFFFFF"/>
+        </w:rPr>
+        <w:t>jméno dostalo od </w:t>
+      </w:r>
+      <w:hyperlink r:id="rId7" w:tooltip="Román" w:history="1">
+        <w:r>
+          <w:rPr>
+            <w:rStyle w:val="Hypertextovodkaz"/>
+            <w:rFonts w:asciiTheme="minorHAnsi" w:hAnsiTheme="minorHAnsi" w:cstheme="minorHAnsi"/>
+            <w:color w:val="auto"/>
+            <w:u w:val="none"/>
+            <w:shd w:val="clear" w:color="auto" w:fill="FFFFFF"/>
+          </w:rPr>
+          <w:t>románu</w:t>
+        </w:r>
+      </w:hyperlink>
+      <w:r>
+        <w:rPr>
+          <w:rFonts w:asciiTheme="minorHAnsi" w:hAnsiTheme="minorHAnsi" w:cstheme="minorHAnsi"/>
+          <w:shd w:val="clear" w:color="auto" w:fill="FFFFFF"/>
+        </w:rPr>
+        <w:t>, tehdy moderního slovesného útvaru, v němž obraznost a citovost (láska) převládala nad rozumem</w:t>
       </w:r>
     </w:p>
     <w:p>
@@ -170,20 +309,72 @@
         <w:spacing w:before="0" w:beforeAutospacing="0" w:after="0" w:afterAutospacing="0"/>
         <w:textAlignment w:val="baseline"/>
         <w:rPr>
-          <w:rStyle w:val="normaltextrun"/>
-          <w:rFonts w:ascii="Calibri" w:hAnsi="Calibri" w:cs="Calibri"/>
-          <w:sz w:val="22"/>
-          <w:szCs w:val="22"/>
-        </w:rPr>
-      </w:pPr>
-      <w:r>
-        <w:rPr>
-          <w:rStyle w:val="normaltextrun"/>
-          <w:rFonts w:ascii="Calibri" w:hAnsi="Calibri" w:cs="Calibri"/>
-          <w:sz w:val="22"/>
-          <w:szCs w:val="22"/>
-        </w:rPr>
-        <w:t>Počátek národního obrození – rozvoj českého jazyka – jazyk veřejného života, projev národního cítění</w:t>
+          <w:rFonts w:asciiTheme="minorHAnsi" w:hAnsiTheme="minorHAnsi" w:cstheme="minorHAnsi"/>
+        </w:rPr>
+      </w:pPr>
+      <w:r>
+        <w:rPr>
+          <w:rFonts w:asciiTheme="minorHAnsi" w:hAnsiTheme="minorHAnsi" w:cstheme="minorHAnsi"/>
+          <w:shd w:val="clear" w:color="auto" w:fill="FFFFFF"/>
+        </w:rPr>
+        <w:t>zdůrazňuje </w:t>
+      </w:r>
+      <w:hyperlink r:id="rId8" w:tooltip="Individualismus" w:history="1">
+        <w:r>
+          <w:rPr>
+            <w:rStyle w:val="Hypertextovodkaz"/>
+            <w:rFonts w:asciiTheme="minorHAnsi" w:hAnsiTheme="minorHAnsi" w:cstheme="minorHAnsi"/>
+            <w:color w:val="auto"/>
+            <w:u w:val="none"/>
+            <w:shd w:val="clear" w:color="auto" w:fill="FFFFFF"/>
+          </w:rPr>
+          <w:t>individualitu</w:t>
+        </w:r>
+      </w:hyperlink>
+      <w:r>
+        <w:rPr>
+          <w:rFonts w:asciiTheme="minorHAnsi" w:hAnsiTheme="minorHAnsi" w:cstheme="minorHAnsi"/>
+          <w:shd w:val="clear" w:color="auto" w:fill="FFFFFF"/>
+        </w:rPr>
+        <w:t xml:space="preserve">, </w:t>
+      </w:r>
+      <w:hyperlink r:id="rId9" w:tooltip="Expresivita (lingvistika)" w:history="1">
+        <w:r>
+          <w:rPr>
+            <w:rStyle w:val="Hypertextovodkaz"/>
+            <w:rFonts w:asciiTheme="minorHAnsi" w:hAnsiTheme="minorHAnsi" w:cstheme="minorHAnsi"/>
+            <w:color w:val="auto"/>
+            <w:u w:val="none"/>
+            <w:shd w:val="clear" w:color="auto" w:fill="FFFFFF"/>
+          </w:rPr>
+          <w:t>emotivnost</w:t>
+        </w:r>
+      </w:hyperlink>
+      <w:r>
+        <w:rPr>
+          <w:rFonts w:asciiTheme="minorHAnsi" w:hAnsiTheme="minorHAnsi" w:cstheme="minorHAnsi"/>
+          <w:shd w:val="clear" w:color="auto" w:fill="FFFFFF"/>
+        </w:rPr>
+        <w:t>, obdiv k přírodě, k </w:t>
+      </w:r>
+      <w:hyperlink r:id="rId10" w:tooltip="Folklór" w:history="1">
+        <w:r>
+          <w:rPr>
+            <w:rStyle w:val="Hypertextovodkaz"/>
+            <w:rFonts w:asciiTheme="minorHAnsi" w:hAnsiTheme="minorHAnsi" w:cstheme="minorHAnsi"/>
+            <w:color w:val="auto"/>
+            <w:u w:val="none"/>
+            <w:shd w:val="clear" w:color="auto" w:fill="FFFFFF"/>
+          </w:rPr>
+          <w:t>folklóru</w:t>
+        </w:r>
+      </w:hyperlink>
+      <w:r>
+        <w:rPr>
+          <w:rFonts w:asciiTheme="minorHAnsi" w:hAnsiTheme="minorHAnsi" w:cstheme="minorHAnsi"/>
+          <w:shd w:val="clear" w:color="auto" w:fill="FFFFFF"/>
+        </w:rPr>
+        <w:t> a ke středověku</w:t>
       </w:r>
     </w:p>
     <w:p>
@@ -196,78 +387,54 @@
         <w:spacing w:before="0" w:beforeAutospacing="0" w:after="0" w:afterAutospacing="0"/>
         <w:textAlignment w:val="baseline"/>
         <w:rPr>
-          <w:rStyle w:val="normaltextrun"/>
-          <w:rFonts w:ascii="Calibri" w:hAnsi="Calibri" w:cs="Calibri"/>
-          <w:sz w:val="22"/>
-          <w:szCs w:val="22"/>
-        </w:rPr>
-      </w:pPr>
-      <w:r>
-        <w:rPr>
-          <w:rStyle w:val="normaltextrun"/>
-          <w:rFonts w:ascii="Calibri" w:hAnsi="Calibri" w:cs="Calibri"/>
-          <w:sz w:val="22"/>
-          <w:szCs w:val="22"/>
-        </w:rPr>
-        <w:t>Nové kulturní organizace (Matice česká), emancipace žen, rozvoj divadla, časopisy, vycházela díla vlastenecká</w:t>
-      </w:r>
-    </w:p>
-    <w:p>
-      <w:pPr>
-        <w:pStyle w:val="paragraph"/>
-        <w:spacing w:before="0" w:beforeAutospacing="0" w:after="0" w:afterAutospacing="0"/>
-        <w:ind w:left="720"/>
-        <w:textAlignment w:val="baseline"/>
-        <w:rPr>
-          <w:rStyle w:val="normaltextrun"/>
-          <w:rFonts w:ascii="Calibri" w:hAnsi="Calibri" w:cs="Calibri"/>
-          <w:sz w:val="22"/>
-          <w:szCs w:val="22"/>
-        </w:rPr>
-      </w:pPr>
-    </w:p>
-    <w:p>
-      <w:pPr>
-        <w:pStyle w:val="paragraph"/>
-        <w:spacing w:before="0" w:beforeAutospacing="0" w:after="0" w:afterAutospacing="0"/>
-        <w:ind w:left="720"/>
-        <w:textAlignment w:val="baseline"/>
-        <w:rPr>
-          <w:rStyle w:val="normaltextrun"/>
-          <w:rFonts w:ascii="Calibri" w:hAnsi="Calibri" w:cs="Calibri"/>
-          <w:b/>
-          <w:bCs/>
-          <w:sz w:val="28"/>
-          <w:szCs w:val="28"/>
-        </w:rPr>
-      </w:pPr>
-      <w:r>
-        <w:rPr>
-          <w:rStyle w:val="normaltextrun"/>
-          <w:rFonts w:ascii="Calibri" w:hAnsi="Calibri" w:cs="Calibri"/>
-          <w:b/>
-          <w:bCs/>
-          <w:sz w:val="28"/>
-          <w:szCs w:val="28"/>
-        </w:rPr>
-        <w:t>Romantismus</w:t>
-      </w:r>
-    </w:p>
-    <w:p>
-      <w:pPr>
-        <w:pStyle w:val="paragraph"/>
-        <w:spacing w:before="0" w:beforeAutospacing="0" w:after="0" w:afterAutospacing="0"/>
-        <w:ind w:left="720"/>
-        <w:textAlignment w:val="baseline"/>
-        <w:rPr>
-          <w:rStyle w:val="normaltextrun"/>
-          <w:rFonts w:ascii="Calibri" w:hAnsi="Calibri" w:cs="Calibri"/>
-          <w:b/>
-          <w:bCs/>
-          <w:sz w:val="28"/>
-          <w:szCs w:val="28"/>
-        </w:rPr>
-      </w:pPr>
+          <w:rFonts w:asciiTheme="minorHAnsi" w:hAnsiTheme="minorHAnsi" w:cstheme="minorHAnsi"/>
+        </w:rPr>
+      </w:pPr>
+      <w:r>
+        <w:rPr>
+          <w:rFonts w:asciiTheme="minorHAnsi" w:hAnsiTheme="minorHAnsi" w:cstheme="minorHAnsi"/>
+          <w:shd w:val="clear" w:color="auto" w:fill="FFFFFF"/>
+        </w:rPr>
+        <w:t>literární díla obsahují často tajemné, osudové, někdy i </w:t>
+      </w:r>
+      <w:hyperlink r:id="rId11" w:tooltip="Mystika" w:history="1">
+        <w:r>
+          <w:rPr>
+            <w:rStyle w:val="Hypertextovodkaz"/>
+            <w:rFonts w:asciiTheme="minorHAnsi" w:hAnsiTheme="minorHAnsi" w:cstheme="minorHAnsi"/>
+            <w:color w:val="auto"/>
+            <w:u w:val="none"/>
+            <w:shd w:val="clear" w:color="auto" w:fill="FFFFFF"/>
+          </w:rPr>
+          <w:t>mystické</w:t>
+        </w:r>
+      </w:hyperlink>
+      <w:r>
+        <w:rPr>
+          <w:rFonts w:asciiTheme="minorHAnsi" w:hAnsiTheme="minorHAnsi" w:cstheme="minorHAnsi"/>
+          <w:shd w:val="clear" w:color="auto" w:fill="FFFFFF"/>
+        </w:rPr>
+        <w:t>, hrůzné a fantastické motivy (návaznost na </w:t>
+      </w:r>
+      <w:hyperlink r:id="rId12" w:tooltip="Gotický román" w:history="1">
+        <w:r>
+          <w:rPr>
+            <w:rStyle w:val="Hypertextovodkaz"/>
+            <w:rFonts w:asciiTheme="minorHAnsi" w:hAnsiTheme="minorHAnsi" w:cstheme="minorHAnsi"/>
+            <w:color w:val="auto"/>
+            <w:u w:val="none"/>
+            <w:shd w:val="clear" w:color="auto" w:fill="FFFFFF"/>
+          </w:rPr>
+          <w:t>gotický román</w:t>
+        </w:r>
+      </w:hyperlink>
+      <w:r>
+        <w:rPr>
+          <w:rFonts w:asciiTheme="minorHAnsi" w:hAnsiTheme="minorHAnsi" w:cstheme="minorHAnsi"/>
+          <w:shd w:val="clear" w:color="auto" w:fill="FFFFFF"/>
+        </w:rPr>
+        <w:t>), často jsou popisovány staré hrady, osamělé stromy a skály, tajemná jezera i lodě v bouři. Důraz je kladen na nitro člověka a v něm zvláště na cit, smysly a vůli.</w:t>
+      </w:r>
     </w:p>
     <w:p>
       <w:pPr>
@@ -280,33 +447,15 @@
         <w:textAlignment w:val="baseline"/>
         <w:rPr>
           <w:rFonts w:asciiTheme="minorHAnsi" w:hAnsiTheme="minorHAnsi" w:cstheme="minorHAnsi"/>
-          <w:sz w:val="22"/>
-          <w:szCs w:val="22"/>
-        </w:rPr>
-      </w:pPr>
-      <w:r>
-        <w:rPr>
-          <w:rFonts w:asciiTheme="minorHAnsi" w:hAnsiTheme="minorHAnsi" w:cstheme="minorHAnsi"/>
-          <w:sz w:val="22"/>
-          <w:szCs w:val="22"/>
+        </w:rPr>
+      </w:pPr>
+      <w:r>
+        <w:rPr>
+          <w:rFonts w:asciiTheme="minorHAnsi" w:hAnsiTheme="minorHAnsi" w:cstheme="minorHAnsi"/>
           <w:shd w:val="clear" w:color="auto" w:fill="FFFFFF"/>
         </w:rPr>
-        <w:t>první poloviny </w:t>
-      </w:r>
-      <w:hyperlink r:id="rId5" w:tooltip="19. století" w:history="1">
-        <w:r>
-          <w:rPr>
-            <w:rStyle w:val="Hypertextovodkaz"/>
-            <w:rFonts w:asciiTheme="minorHAnsi" w:hAnsiTheme="minorHAnsi" w:cstheme="minorHAnsi"/>
-            <w:color w:val="auto"/>
-            <w:sz w:val="22"/>
-            <w:szCs w:val="22"/>
-            <w:u w:val="none"/>
-            <w:shd w:val="clear" w:color="auto" w:fill="FFFFFF"/>
-          </w:rPr>
-          <w:t>19. století</w:t>
-        </w:r>
-      </w:hyperlink>
+        <w:t>Hrdina se bouří proti společnosti, bývá osamělý, často žije na okraji společnosti (zbojník, vězeň, tulák, poutník), odlišuje se od normálních lidí zjevem (hrbáč), kontrast ve zjevu a povaze, většinou končí tragicky</w:t>
+      </w:r>
     </w:p>
     <w:p>
       <w:pPr>
@@ -319,283 +468,44 @@
         <w:textAlignment w:val="baseline"/>
         <w:rPr>
           <w:rFonts w:asciiTheme="minorHAnsi" w:hAnsiTheme="minorHAnsi" w:cstheme="minorHAnsi"/>
-          <w:sz w:val="22"/>
-          <w:szCs w:val="22"/>
-        </w:rPr>
-      </w:pPr>
-      <w:r>
-        <w:rPr>
-          <w:rFonts w:asciiTheme="minorHAnsi" w:hAnsiTheme="minorHAnsi" w:cstheme="minorHAnsi"/>
-          <w:sz w:val="22"/>
-          <w:szCs w:val="22"/>
+        </w:rPr>
+      </w:pPr>
+      <w:r>
+        <w:rPr>
+          <w:rFonts w:asciiTheme="minorHAnsi" w:hAnsiTheme="minorHAnsi" w:cstheme="minorHAnsi"/>
           <w:shd w:val="clear" w:color="auto" w:fill="FFFFFF"/>
         </w:rPr>
-        <w:t>jméno dostalo od </w:t>
-      </w:r>
-      <w:hyperlink r:id="rId6" w:tooltip="Román" w:history="1">
-        <w:r>
-          <w:rPr>
-            <w:rStyle w:val="Hypertextovodkaz"/>
-            <w:rFonts w:asciiTheme="minorHAnsi" w:hAnsiTheme="minorHAnsi" w:cstheme="minorHAnsi"/>
-            <w:color w:val="auto"/>
-            <w:sz w:val="22"/>
-            <w:szCs w:val="22"/>
-            <w:u w:val="none"/>
-            <w:shd w:val="clear" w:color="auto" w:fill="FFFFFF"/>
-          </w:rPr>
-          <w:t>románu</w:t>
-        </w:r>
-      </w:hyperlink>
-      <w:r>
-        <w:rPr>
-          <w:rFonts w:asciiTheme="minorHAnsi" w:hAnsiTheme="minorHAnsi" w:cstheme="minorHAnsi"/>
-          <w:sz w:val="22"/>
-          <w:szCs w:val="22"/>
-          <w:shd w:val="clear" w:color="auto" w:fill="FFFFFF"/>
-        </w:rPr>
-        <w:t xml:space="preserve">, tehdy moderního slovesného útvaru, v němž obraznost a citovost </w:t>
-      </w:r>
-      <w:r>
-        <w:rPr>
-          <w:rFonts w:asciiTheme="minorHAnsi" w:hAnsiTheme="minorHAnsi" w:cstheme="minorHAnsi"/>
-          <w:sz w:val="22"/>
-          <w:szCs w:val="22"/>
-          <w:shd w:val="clear" w:color="auto" w:fill="FFFFFF"/>
-        </w:rPr>
-        <w:t xml:space="preserve">(láska) </w:t>
-      </w:r>
-      <w:r>
-        <w:rPr>
-          <w:rFonts w:asciiTheme="minorHAnsi" w:hAnsiTheme="minorHAnsi" w:cstheme="minorHAnsi"/>
-          <w:sz w:val="22"/>
-          <w:szCs w:val="22"/>
-          <w:shd w:val="clear" w:color="auto" w:fill="FFFFFF"/>
-        </w:rPr>
-        <w:t>převládala nad rozum</w:t>
-      </w:r>
-      <w:r>
-        <w:rPr>
-          <w:rFonts w:asciiTheme="minorHAnsi" w:hAnsiTheme="minorHAnsi" w:cstheme="minorHAnsi"/>
-          <w:sz w:val="22"/>
-          <w:szCs w:val="22"/>
-          <w:shd w:val="clear" w:color="auto" w:fill="FFFFFF"/>
-        </w:rPr>
-        <w:t>em</w:t>
-      </w:r>
+        <w:t>Dějem je osudová láska, nenaplněná</w:t>
+      </w:r>
+    </w:p>
+    <w:p>
+      <w:pPr>
+        <w:pStyle w:val="paragraph"/>
+        <w:spacing w:before="0" w:beforeAutospacing="0" w:after="0" w:afterAutospacing="0"/>
+        <w:textAlignment w:val="baseline"/>
+        <w:rPr>
+          <w:rFonts w:asciiTheme="minorHAnsi" w:hAnsiTheme="minorHAnsi" w:cstheme="minorHAnsi"/>
+        </w:rPr>
+      </w:pPr>
     </w:p>
     <w:p>
       <w:pPr>
         <w:pStyle w:val="paragraph"/>
         <w:numPr>
           <w:ilvl w:val="0"/>
-          <w:numId w:val="37"/>
+          <w:numId w:val="42"/>
         </w:numPr>
         <w:spacing w:before="0" w:beforeAutospacing="0" w:after="0" w:afterAutospacing="0"/>
         <w:textAlignment w:val="baseline"/>
         <w:rPr>
           <w:rFonts w:asciiTheme="minorHAnsi" w:hAnsiTheme="minorHAnsi" w:cstheme="minorHAnsi"/>
-          <w:sz w:val="22"/>
-          <w:szCs w:val="22"/>
-        </w:rPr>
-      </w:pPr>
-      <w:r>
-        <w:rPr>
-          <w:rFonts w:asciiTheme="minorHAnsi" w:hAnsiTheme="minorHAnsi" w:cstheme="minorHAnsi"/>
-          <w:sz w:val="22"/>
-          <w:szCs w:val="22"/>
-          <w:shd w:val="clear" w:color="auto" w:fill="FFFFFF"/>
-        </w:rPr>
-        <w:t>zdůrazňuje </w:t>
-      </w:r>
-      <w:hyperlink r:id="rId7" w:tooltip="Individualismus" w:history="1">
-        <w:r>
-          <w:rPr>
-            <w:rStyle w:val="Hypertextovodkaz"/>
-            <w:rFonts w:asciiTheme="minorHAnsi" w:hAnsiTheme="minorHAnsi" w:cstheme="minorHAnsi"/>
-            <w:color w:val="auto"/>
-            <w:sz w:val="22"/>
-            <w:szCs w:val="22"/>
-            <w:u w:val="none"/>
-            <w:shd w:val="clear" w:color="auto" w:fill="FFFFFF"/>
-          </w:rPr>
-          <w:t>individualitu</w:t>
-        </w:r>
-      </w:hyperlink>
-      <w:r>
-        <w:rPr>
-          <w:rFonts w:asciiTheme="minorHAnsi" w:hAnsiTheme="minorHAnsi" w:cstheme="minorHAnsi"/>
-          <w:sz w:val="22"/>
-          <w:szCs w:val="22"/>
-          <w:shd w:val="clear" w:color="auto" w:fill="FFFFFF"/>
-        </w:rPr>
-        <w:t xml:space="preserve">, </w:t>
-      </w:r>
-      <w:hyperlink r:id="rId8" w:tooltip="Expresivita (lingvistika)" w:history="1">
-        <w:r>
-          <w:rPr>
-            <w:rStyle w:val="Hypertextovodkaz"/>
-            <w:rFonts w:asciiTheme="minorHAnsi" w:hAnsiTheme="minorHAnsi" w:cstheme="minorHAnsi"/>
-            <w:color w:val="auto"/>
-            <w:sz w:val="22"/>
-            <w:szCs w:val="22"/>
-            <w:u w:val="none"/>
-            <w:shd w:val="clear" w:color="auto" w:fill="FFFFFF"/>
-          </w:rPr>
-          <w:t>emotivnost</w:t>
-        </w:r>
-      </w:hyperlink>
-      <w:r>
-        <w:rPr>
-          <w:rFonts w:asciiTheme="minorHAnsi" w:hAnsiTheme="minorHAnsi" w:cstheme="minorHAnsi"/>
-          <w:sz w:val="22"/>
-          <w:szCs w:val="22"/>
-          <w:shd w:val="clear" w:color="auto" w:fill="FFFFFF"/>
-        </w:rPr>
-        <w:t>, obdiv k přírodě, k </w:t>
-      </w:r>
-      <w:hyperlink r:id="rId9" w:tooltip="Folklór" w:history="1">
-        <w:r>
-          <w:rPr>
-            <w:rStyle w:val="Hypertextovodkaz"/>
-            <w:rFonts w:asciiTheme="minorHAnsi" w:hAnsiTheme="minorHAnsi" w:cstheme="minorHAnsi"/>
-            <w:color w:val="auto"/>
-            <w:sz w:val="22"/>
-            <w:szCs w:val="22"/>
-            <w:u w:val="none"/>
-            <w:shd w:val="clear" w:color="auto" w:fill="FFFFFF"/>
-          </w:rPr>
-          <w:t>folklóru</w:t>
-        </w:r>
-      </w:hyperlink>
-      <w:r>
-        <w:rPr>
-          <w:rFonts w:asciiTheme="minorHAnsi" w:hAnsiTheme="minorHAnsi" w:cstheme="minorHAnsi"/>
-          <w:sz w:val="22"/>
-          <w:szCs w:val="22"/>
-          <w:shd w:val="clear" w:color="auto" w:fill="FFFFFF"/>
-        </w:rPr>
-        <w:t> a ke středověku</w:t>
-      </w:r>
-    </w:p>
-    <w:p>
-      <w:pPr>
-        <w:pStyle w:val="paragraph"/>
-        <w:numPr>
-          <w:ilvl w:val="0"/>
-          <w:numId w:val="37"/>
-        </w:numPr>
-        <w:spacing w:before="0" w:beforeAutospacing="0" w:after="0" w:afterAutospacing="0"/>
-        <w:textAlignment w:val="baseline"/>
-        <w:rPr>
-          <w:rFonts w:asciiTheme="minorHAnsi" w:hAnsiTheme="minorHAnsi" w:cstheme="minorHAnsi"/>
-          <w:sz w:val="22"/>
-          <w:szCs w:val="22"/>
-        </w:rPr>
-      </w:pPr>
-      <w:r>
-        <w:rPr>
-          <w:rFonts w:asciiTheme="minorHAnsi" w:hAnsiTheme="minorHAnsi" w:cstheme="minorHAnsi"/>
-          <w:sz w:val="22"/>
-          <w:szCs w:val="22"/>
-          <w:shd w:val="clear" w:color="auto" w:fill="FFFFFF"/>
-        </w:rPr>
-        <w:t>literární díla obsahují často tajemné, osudové, někdy i </w:t>
-      </w:r>
-      <w:hyperlink r:id="rId10" w:tooltip="Mystika" w:history="1">
-        <w:r>
-          <w:rPr>
-            <w:rStyle w:val="Hypertextovodkaz"/>
-            <w:rFonts w:asciiTheme="minorHAnsi" w:hAnsiTheme="minorHAnsi" w:cstheme="minorHAnsi"/>
-            <w:color w:val="auto"/>
-            <w:sz w:val="22"/>
-            <w:szCs w:val="22"/>
-            <w:u w:val="none"/>
-            <w:shd w:val="clear" w:color="auto" w:fill="FFFFFF"/>
-          </w:rPr>
-          <w:t>mystické</w:t>
-        </w:r>
-      </w:hyperlink>
-      <w:r>
-        <w:rPr>
-          <w:rFonts w:asciiTheme="minorHAnsi" w:hAnsiTheme="minorHAnsi" w:cstheme="minorHAnsi"/>
-          <w:sz w:val="22"/>
-          <w:szCs w:val="22"/>
-          <w:shd w:val="clear" w:color="auto" w:fill="FFFFFF"/>
-        </w:rPr>
-        <w:t>, hrůzné a fantastické motivy (návaznost na </w:t>
-      </w:r>
-      <w:hyperlink r:id="rId11" w:tooltip="Gotický román" w:history="1">
-        <w:r>
-          <w:rPr>
-            <w:rStyle w:val="Hypertextovodkaz"/>
-            <w:rFonts w:asciiTheme="minorHAnsi" w:hAnsiTheme="minorHAnsi" w:cstheme="minorHAnsi"/>
-            <w:color w:val="auto"/>
-            <w:sz w:val="22"/>
-            <w:szCs w:val="22"/>
-            <w:u w:val="none"/>
-            <w:shd w:val="clear" w:color="auto" w:fill="FFFFFF"/>
-          </w:rPr>
-          <w:t>gotický román</w:t>
-        </w:r>
-      </w:hyperlink>
-      <w:r>
-        <w:rPr>
-          <w:rFonts w:asciiTheme="minorHAnsi" w:hAnsiTheme="minorHAnsi" w:cstheme="minorHAnsi"/>
-          <w:sz w:val="22"/>
-          <w:szCs w:val="22"/>
-          <w:shd w:val="clear" w:color="auto" w:fill="FFFFFF"/>
-        </w:rPr>
-        <w:t>), často jsou popisovány staré hrady, osamělé stromy a skály, tajemná jezera i lodě v bouři. Důraz je kladen na nitro člověka a v něm zvláště na cit, smysly a vůli.</w:t>
-      </w:r>
-    </w:p>
-    <w:p>
-      <w:pPr>
-        <w:pStyle w:val="paragraph"/>
-        <w:numPr>
-          <w:ilvl w:val="0"/>
-          <w:numId w:val="37"/>
-        </w:numPr>
-        <w:spacing w:before="0" w:beforeAutospacing="0" w:after="0" w:afterAutospacing="0"/>
-        <w:textAlignment w:val="baseline"/>
-        <w:rPr>
-          <w:rFonts w:asciiTheme="minorHAnsi" w:hAnsiTheme="minorHAnsi" w:cstheme="minorHAnsi"/>
-          <w:sz w:val="22"/>
-          <w:szCs w:val="22"/>
-        </w:rPr>
-      </w:pPr>
-      <w:r>
-        <w:rPr>
-          <w:rFonts w:asciiTheme="minorHAnsi" w:hAnsiTheme="minorHAnsi" w:cstheme="minorHAnsi"/>
-          <w:sz w:val="22"/>
-          <w:szCs w:val="22"/>
-          <w:shd w:val="clear" w:color="auto" w:fill="FFFFFF"/>
-        </w:rPr>
-        <w:t>Hrdina se bouří proti společnosti, bývá osamělý, často žije na okraji společnosti (zbojník, vězeň, tulák, poutník), odlišuje se od normálních lidí zjevem (hrbáč), kontrast ve zjevu a povaze, většinou končí tragicky</w:t>
-      </w:r>
-    </w:p>
-    <w:p>
-      <w:pPr>
-        <w:pStyle w:val="paragraph"/>
-        <w:numPr>
-          <w:ilvl w:val="0"/>
-          <w:numId w:val="37"/>
-        </w:numPr>
-        <w:spacing w:before="0" w:beforeAutospacing="0" w:after="0" w:afterAutospacing="0"/>
-        <w:textAlignment w:val="baseline"/>
-        <w:rPr>
-          <w:rFonts w:asciiTheme="minorHAnsi" w:hAnsiTheme="minorHAnsi" w:cstheme="minorHAnsi"/>
-          <w:sz w:val="22"/>
-          <w:szCs w:val="22"/>
-        </w:rPr>
-      </w:pPr>
-      <w:r>
-        <w:rPr>
-          <w:rFonts w:asciiTheme="minorHAnsi" w:hAnsiTheme="minorHAnsi" w:cstheme="minorHAnsi"/>
-          <w:sz w:val="22"/>
-          <w:szCs w:val="22"/>
-          <w:shd w:val="clear" w:color="auto" w:fill="FFFFFF"/>
-        </w:rPr>
-        <w:t>Dějem je osudová láska, nenaplněná</w:t>
+        </w:rPr>
+      </w:pPr>
+      <w:r>
+        <w:rPr>
+          <w:rFonts w:asciiTheme="minorHAnsi" w:hAnsiTheme="minorHAnsi" w:cstheme="minorHAnsi"/>
+        </w:rPr>
+        <w:t>Jediný český čistě romantický autor</w:t>
       </w:r>
     </w:p>
     <w:p>
@@ -605,52 +515,7 @@
         <w:textAlignment w:val="baseline"/>
         <w:rPr>
           <w:rFonts w:asciiTheme="minorHAnsi" w:hAnsiTheme="minorHAnsi" w:cstheme="minorHAnsi"/>
-          <w:sz w:val="22"/>
-          <w:szCs w:val="22"/>
           <w:shd w:val="clear" w:color="auto" w:fill="FFFFFF"/>
-        </w:rPr>
-      </w:pPr>
-    </w:p>
-    <w:p>
-      <w:pPr>
-        <w:pStyle w:val="paragraph"/>
-        <w:numPr>
-          <w:ilvl w:val="0"/>
-          <w:numId w:val="37"/>
-        </w:numPr>
-        <w:spacing w:before="0" w:beforeAutospacing="0" w:after="0" w:afterAutospacing="0"/>
-        <w:textAlignment w:val="baseline"/>
-        <w:rPr>
-          <w:rFonts w:asciiTheme="minorHAnsi" w:hAnsiTheme="minorHAnsi" w:cstheme="minorHAnsi"/>
-          <w:sz w:val="22"/>
-          <w:szCs w:val="22"/>
-        </w:rPr>
-      </w:pPr>
-      <w:r>
-        <w:rPr>
-          <w:rFonts w:asciiTheme="minorHAnsi" w:hAnsiTheme="minorHAnsi" w:cstheme="minorHAnsi"/>
-          <w:sz w:val="22"/>
-          <w:szCs w:val="22"/>
-          <w:shd w:val="clear" w:color="auto" w:fill="FFFFFF"/>
-        </w:rPr>
-        <w:t>Jediný romantický spisovatel, ostatní byli ovlivněni národním obrozením</w:t>
-      </w:r>
-      <w:r>
-        <w:rPr>
-          <w:rFonts w:asciiTheme="minorHAnsi" w:hAnsiTheme="minorHAnsi" w:cstheme="minorHAnsi"/>
-          <w:sz w:val="22"/>
-          <w:szCs w:val="22"/>
-          <w:shd w:val="clear" w:color="auto" w:fill="FFFFFF"/>
-        </w:rPr>
-        <w:t xml:space="preserve"> </w:t>
-      </w:r>
-    </w:p>
-    <w:p>
-      <w:pPr>
-        <w:pStyle w:val="Odstavecseseznamem"/>
-        <w:rPr>
-          <w:rStyle w:val="normaltextrun"/>
-          <w:rFonts w:cstheme="minorHAnsi"/>
         </w:rPr>
       </w:pPr>
     </w:p>
@@ -661,39 +526,50 @@
         <w:textAlignment w:val="baseline"/>
         <w:rPr>
           <w:rStyle w:val="normaltextrun"/>
-          <w:rFonts w:asciiTheme="minorHAnsi" w:hAnsiTheme="minorHAnsi" w:cstheme="minorHAnsi"/>
+          <w:rFonts w:ascii="Calibri" w:eastAsiaTheme="majorEastAsia" w:hAnsi="Calibri" w:cs="Calibri"/>
           <w:b/>
           <w:bCs/>
           <w:sz w:val="28"/>
           <w:szCs w:val="28"/>
         </w:rPr>
       </w:pPr>
-      <w:r>
+    </w:p>
+    <w:p>
+      <w:pPr>
+        <w:pStyle w:val="paragraph"/>
+        <w:spacing w:before="0" w:beforeAutospacing="0" w:after="0" w:afterAutospacing="0"/>
+        <w:textAlignment w:val="baseline"/>
         <w:rPr>
           <w:rStyle w:val="normaltextrun"/>
-          <w:rFonts w:asciiTheme="minorHAnsi" w:hAnsiTheme="minorHAnsi" w:cstheme="minorHAnsi"/>
+          <w:rFonts w:ascii="Calibri" w:eastAsiaTheme="majorEastAsia" w:hAnsi="Calibri" w:cs="Calibri"/>
           <w:b/>
           <w:bCs/>
           <w:sz w:val="28"/>
           <w:szCs w:val="28"/>
         </w:rPr>
-        <w:t>Autoři českého romantismu</w:t>
-      </w:r>
-    </w:p>
-    <w:p>
-      <w:pPr>
-        <w:pStyle w:val="paragraph"/>
-        <w:spacing w:before="0" w:beforeAutospacing="0" w:after="0" w:afterAutospacing="0"/>
-        <w:textAlignment w:val="baseline"/>
+      </w:pPr>
+      <w:r>
         <w:rPr>
           <w:rStyle w:val="normaltextrun"/>
-          <w:rFonts w:asciiTheme="minorHAnsi" w:hAnsiTheme="minorHAnsi" w:cstheme="minorHAnsi"/>
+          <w:rFonts w:ascii="Calibri" w:eastAsiaTheme="majorEastAsia" w:hAnsi="Calibri" w:cs="Calibri"/>
           <w:b/>
           <w:bCs/>
           <w:sz w:val="28"/>
           <w:szCs w:val="28"/>
         </w:rPr>
-      </w:pPr>
+        <w:t>Autoři českého romantismu</w:t>
+      </w:r>
+      <w:r>
+        <w:rPr>
+          <w:rStyle w:val="normaltextrun"/>
+          <w:rFonts w:ascii="Calibri" w:eastAsiaTheme="majorEastAsia" w:hAnsi="Calibri" w:cs="Calibri"/>
+          <w:b/>
+          <w:bCs/>
+          <w:sz w:val="28"/>
+          <w:szCs w:val="28"/>
+        </w:rPr>
+        <w:t>:</w:t>
+      </w:r>
     </w:p>
     <w:p>
       <w:pPr>
@@ -702,22 +578,66 @@
         <w:textAlignment w:val="baseline"/>
         <w:rPr>
           <w:rStyle w:val="normaltextrun"/>
-          <w:rFonts w:asciiTheme="minorHAnsi" w:hAnsiTheme="minorHAnsi" w:cstheme="minorHAnsi"/>
-        </w:rPr>
-      </w:pPr>
-      <w:r>
-        <w:rPr>
-          <w:rStyle w:val="normaltextrun"/>
-          <w:rFonts w:asciiTheme="minorHAnsi" w:hAnsiTheme="minorHAnsi" w:cstheme="minorHAnsi"/>
+          <w:rFonts w:ascii="Calibri" w:eastAsiaTheme="majorEastAsia" w:hAnsi="Calibri" w:cs="Calibri"/>
           <w:b/>
           <w:bCs/>
+          <w:sz w:val="28"/>
+          <w:szCs w:val="28"/>
+        </w:rPr>
+      </w:pPr>
+    </w:p>
+    <w:p>
+      <w:pPr>
+        <w:pStyle w:val="Normlnweb"/>
+        <w:shd w:val="clear" w:color="auto" w:fill="FFFFFF"/>
+        <w:spacing w:line="480" w:lineRule="auto"/>
+        <w:rPr>
+          <w:rStyle w:val="normaltextrun"/>
+          <w:rFonts w:ascii="Calibri" w:eastAsiaTheme="majorEastAsia" w:hAnsi="Calibri" w:cs="Calibri"/>
+        </w:rPr>
+      </w:pPr>
+      <w:r>
+        <w:rPr>
+          <w:rStyle w:val="normaltextrun"/>
+          <w:rFonts w:ascii="Calibri" w:eastAsiaTheme="majorEastAsia" w:hAnsi="Calibri" w:cs="Calibri"/>
+          <w:b/>
+          <w:bCs/>
+        </w:rPr>
+        <w:t xml:space="preserve">Karel Jaromír Erben: </w:t>
+      </w:r>
+      <w:r>
+        <w:rPr>
+          <w:rStyle w:val="normaltextrun"/>
+          <w:rFonts w:ascii="Calibri" w:eastAsiaTheme="majorEastAsia" w:hAnsi="Calibri" w:cs="Calibri"/>
+        </w:rPr>
+        <w:t>Kytice (soubor BALAD), sbíral českou lidovou slovesnost</w:t>
+      </w:r>
+    </w:p>
+    <w:p>
+      <w:pPr>
+        <w:pStyle w:val="Normlnweb"/>
+        <w:shd w:val="clear" w:color="auto" w:fill="FFFFFF"/>
+        <w:spacing w:line="480" w:lineRule="auto"/>
+        <w:rPr>
+          <w:rStyle w:val="normaltextrun"/>
+          <w:rFonts w:ascii="Calibri" w:hAnsi="Calibri" w:cs="Calibri"/>
+          <w:sz w:val="22"/>
+          <w:szCs w:val="22"/>
+        </w:rPr>
+      </w:pPr>
+      <w:r>
+        <w:rPr>
+          <w:rStyle w:val="normaltextrun"/>
+          <w:rFonts w:ascii="Calibri" w:eastAsiaTheme="majorEastAsia" w:hAnsi="Calibri" w:cs="Calibri"/>
+          <w:b/>
+          <w:bCs/>
         </w:rPr>
         <w:t xml:space="preserve">Josef Kajetán Tyl – </w:t>
       </w:r>
       <w:r>
         <w:rPr>
           <w:rStyle w:val="normaltextrun"/>
-          <w:rFonts w:asciiTheme="minorHAnsi" w:hAnsiTheme="minorHAnsi" w:cstheme="minorHAnsi"/>
+          <w:rFonts w:ascii="Calibri" w:eastAsiaTheme="majorEastAsia" w:hAnsi="Calibri" w:cs="Calibri"/>
         </w:rPr>
         <w:t>dramata – Fidlovačka aneb Žádný hněv a žádná rvačka, Strakonický dudák aneb Hody divých žen</w:t>
       </w:r>
@@ -729,11 +649,25 @@
         <w:textAlignment w:val="baseline"/>
         <w:rPr>
           <w:rStyle w:val="normaltextrun"/>
-          <w:rFonts w:asciiTheme="minorHAnsi" w:hAnsiTheme="minorHAnsi" w:cstheme="minorHAnsi"/>
+          <w:rFonts w:ascii="Calibri" w:eastAsiaTheme="majorEastAsia" w:hAnsi="Calibri" w:cs="Calibri"/>
+        </w:rPr>
+      </w:pPr>
+      <w:r>
+        <w:rPr>
+          <w:rStyle w:val="normaltextrun"/>
+          <w:rFonts w:ascii="Calibri" w:eastAsiaTheme="majorEastAsia" w:hAnsi="Calibri" w:cs="Calibri"/>
           <w:b/>
           <w:bCs/>
         </w:rPr>
-      </w:pPr>
+        <w:t xml:space="preserve">Božena Němcová – </w:t>
+      </w:r>
+      <w:r>
+        <w:rPr>
+          <w:rStyle w:val="normaltextrun"/>
+          <w:rFonts w:ascii="Calibri" w:eastAsiaTheme="majorEastAsia" w:hAnsi="Calibri" w:cs="Calibri"/>
+        </w:rPr>
+        <w:t>Babička, Divá Bára</w:t>
+      </w:r>
     </w:p>
     <w:p>
       <w:pPr>
@@ -742,40 +676,54 @@
         <w:textAlignment w:val="baseline"/>
         <w:rPr>
           <w:rStyle w:val="normaltextrun"/>
-          <w:rFonts w:asciiTheme="minorHAnsi" w:hAnsiTheme="minorHAnsi" w:cstheme="minorHAnsi"/>
-        </w:rPr>
-      </w:pPr>
-      <w:r>
-        <w:rPr>
-          <w:rStyle w:val="normaltextrun"/>
-          <w:rFonts w:asciiTheme="minorHAnsi" w:hAnsiTheme="minorHAnsi" w:cstheme="minorHAnsi"/>
-          <w:b/>
-          <w:bCs/>
-        </w:rPr>
-        <w:t xml:space="preserve">Karel Jaromír Erben – </w:t>
-      </w:r>
-      <w:proofErr w:type="gramStart"/>
-      <w:r>
-        <w:rPr>
-          <w:rStyle w:val="normaltextrun"/>
-          <w:rFonts w:asciiTheme="minorHAnsi" w:hAnsiTheme="minorHAnsi" w:cstheme="minorHAnsi"/>
-        </w:rPr>
-        <w:t>Kytice - BALADY</w:t>
-      </w:r>
-      <w:proofErr w:type="gramEnd"/>
-    </w:p>
-    <w:p>
-      <w:pPr>
-        <w:pStyle w:val="paragraph"/>
-        <w:spacing w:before="0" w:beforeAutospacing="0" w:after="0" w:afterAutospacing="0"/>
-        <w:textAlignment w:val="baseline"/>
-        <w:rPr>
-          <w:rStyle w:val="normaltextrun"/>
-          <w:rFonts w:ascii="Calibri" w:hAnsi="Calibri" w:cs="Calibri"/>
+          <w:rFonts w:ascii="Calibri" w:eastAsiaTheme="majorEastAsia" w:hAnsi="Calibri" w:cs="Calibri"/>
           <w:b/>
           <w:bCs/>
           <w:sz w:val="22"/>
           <w:szCs w:val="22"/>
+        </w:rPr>
+      </w:pPr>
+    </w:p>
+    <w:p>
+      <w:pPr>
+        <w:pStyle w:val="paragraph"/>
+        <w:spacing w:before="0" w:beforeAutospacing="0" w:after="0" w:afterAutospacing="0"/>
+        <w:textAlignment w:val="baseline"/>
+        <w:rPr>
+          <w:rStyle w:val="normaltextrun"/>
+          <w:rFonts w:ascii="Calibri" w:eastAsiaTheme="majorEastAsia" w:hAnsi="Calibri" w:cs="Calibri"/>
+          <w:b/>
+          <w:bCs/>
+        </w:rPr>
+      </w:pPr>
+      <w:r>
+        <w:rPr>
+          <w:rFonts w:ascii="Calibri" w:hAnsi="Calibri" w:cs="Calibri"/>
+          <w:b/>
+          <w:bCs/>
+        </w:rPr>
+        <w:t xml:space="preserve">Karel Havlíček Borovský – </w:t>
+      </w:r>
+      <w:r>
+        <w:rPr>
+          <w:rFonts w:ascii="Calibri" w:hAnsi="Calibri" w:cs="Calibri"/>
+        </w:rPr>
+        <w:t>Tyrolské elegie</w:t>
+      </w:r>
+      <w:r>
+        <w:rPr>
+          <w:rFonts w:ascii="Calibri" w:hAnsi="Calibri" w:cs="Calibri"/>
+        </w:rPr>
+        <w:t>, Král Lávra</w:t>
+      </w:r>
+    </w:p>
+    <w:p>
+      <w:pPr>
+        <w:pStyle w:val="paragraph"/>
+        <w:spacing w:before="0" w:beforeAutospacing="0" w:after="0" w:afterAutospacing="0"/>
+        <w:textAlignment w:val="baseline"/>
+        <w:rPr>
+          <w:rFonts w:asciiTheme="minorHAnsi" w:hAnsiTheme="minorHAnsi" w:cstheme="minorHAnsi"/>
         </w:rPr>
       </w:pPr>
     </w:p>
@@ -797,16 +745,58 @@
     <w:p>
       <w:pPr>
         <w:pStyle w:val="paragraph"/>
+        <w:spacing w:after="0" w:afterAutospacing="0"/>
+        <w:textAlignment w:val="baseline"/>
+        <w:rPr>
+          <w:rFonts w:ascii="Calibri" w:hAnsi="Calibri" w:cs="Calibri"/>
+          <w:b/>
+          <w:bCs/>
+          <w:sz w:val="32"/>
+          <w:szCs w:val="32"/>
+        </w:rPr>
+      </w:pPr>
+      <w:r>
+        <w:rPr>
+          <w:rFonts w:ascii="Calibri" w:hAnsi="Calibri" w:cs="Calibri"/>
+          <w:b/>
+          <w:bCs/>
+          <w:sz w:val="32"/>
+          <w:szCs w:val="32"/>
+        </w:rPr>
+        <w:t>Další autorova tvorba: </w:t>
+      </w:r>
+    </w:p>
+    <w:p>
+      <w:pPr>
+        <w:pStyle w:val="paragraph"/>
+        <w:spacing w:after="0" w:afterAutospacing="0"/>
+        <w:textAlignment w:val="baseline"/>
+        <w:rPr>
+          <w:rFonts w:ascii="Calibri" w:hAnsi="Calibri" w:cs="Calibri"/>
+        </w:rPr>
+      </w:pPr>
+      <w:r>
+        <w:rPr>
+          <w:rFonts w:ascii="Calibri" w:hAnsi="Calibri" w:cs="Calibri"/>
+          <w:b/>
+          <w:bCs/>
+          <w:sz w:val="32"/>
+          <w:szCs w:val="32"/>
+        </w:rPr>
+        <w:br/>
+      </w:r>
+      <w:r>
+        <w:rPr>
+          <w:rFonts w:ascii="Calibri" w:hAnsi="Calibri" w:cs="Calibri"/>
+        </w:rPr>
+        <w:t>Márinka, Cikáni, Pouť krkonošská</w:t>
+      </w:r>
+    </w:p>
+    <w:p>
+      <w:pPr>
+        <w:pStyle w:val="paragraph"/>
         <w:spacing w:before="0" w:beforeAutospacing="0" w:after="0" w:afterAutospacing="0"/>
         <w:textAlignment w:val="baseline"/>
-        <w:rPr>
-          <w:rStyle w:val="normaltextrun"/>
-          <w:rFonts w:ascii="Calibri" w:hAnsi="Calibri" w:cs="Calibri"/>
-          <w:sz w:val="32"/>
-          <w:szCs w:val="32"/>
-        </w:rPr>
-      </w:pPr>
-      <w:r>
         <w:rPr>
           <w:rStyle w:val="normaltextrun"/>
           <w:rFonts w:ascii="Calibri" w:hAnsi="Calibri" w:cs="Calibri"/>
@@ -815,61 +805,37 @@
           <w:sz w:val="32"/>
           <w:szCs w:val="32"/>
         </w:rPr>
-        <w:t>Další díla:</w:t>
-      </w:r>
-      <w:r>
-        <w:rPr>
-          <w:rStyle w:val="normaltextrun"/>
-          <w:rFonts w:ascii="Calibri" w:hAnsi="Calibri" w:cs="Calibri"/>
+      </w:pPr>
+    </w:p>
+    <w:p>
+      <w:pPr>
+        <w:pStyle w:val="Nadpis1"/>
+        <w:shd w:val="clear" w:color="auto" w:fill="FFFFFF"/>
+        <w:spacing w:before="0" w:beforeAutospacing="0" w:after="375" w:afterAutospacing="0"/>
+        <w:rPr>
+          <w:rStyle w:val="Siln"/>
+          <w:rFonts w:asciiTheme="minorHAnsi" w:hAnsiTheme="minorHAnsi" w:cstheme="minorHAnsi"/>
           <w:b/>
           <w:bCs/>
           <w:sz w:val="32"/>
           <w:szCs w:val="32"/>
         </w:rPr>
-        <w:t xml:space="preserve"> </w:t>
-      </w:r>
-    </w:p>
-    <w:p>
-      <w:pPr>
-        <w:pStyle w:val="paragraph"/>
-        <w:spacing w:before="0" w:beforeAutospacing="0" w:after="0" w:afterAutospacing="0"/>
-        <w:ind w:left="360"/>
-        <w:textAlignment w:val="baseline"/>
-        <w:rPr>
-          <w:rStyle w:val="normaltextrun"/>
-          <w:rFonts w:ascii="Calibri" w:hAnsi="Calibri" w:cs="Calibri"/>
-          <w:b/>
-          <w:bCs/>
-          <w:sz w:val="22"/>
-          <w:szCs w:val="22"/>
-        </w:rPr>
-      </w:pPr>
-    </w:p>
-    <w:p>
-      <w:pPr>
-        <w:pStyle w:val="Normlnweb"/>
-        <w:shd w:val="clear" w:color="auto" w:fill="FFFFFF"/>
-        <w:spacing w:before="0" w:beforeAutospacing="0" w:line="480" w:lineRule="auto"/>
-        <w:rPr>
-          <w:rFonts w:asciiTheme="minorHAnsi" w:hAnsiTheme="minorHAnsi" w:cstheme="minorHAnsi"/>
-          <w:sz w:val="22"/>
-          <w:szCs w:val="22"/>
-        </w:rPr>
-      </w:pPr>
-      <w:r>
-        <w:rPr>
-          <w:rFonts w:asciiTheme="minorHAnsi" w:hAnsiTheme="minorHAnsi" w:cstheme="minorHAnsi"/>
-          <w:sz w:val="22"/>
-          <w:szCs w:val="22"/>
-        </w:rPr>
-        <w:t>Márinka, Cikáni, Pouť krkonošská</w:t>
-      </w:r>
+      </w:pPr>
     </w:p>
     <w:p>
       <w:pPr>
         <w:pStyle w:val="Nadpis1"/>
         <w:shd w:val="clear" w:color="auto" w:fill="FFFFFF"/>
         <w:spacing w:before="0" w:beforeAutospacing="0" w:after="375" w:afterAutospacing="0"/>
+        <w:rPr>
+          <w:rFonts w:asciiTheme="minorHAnsi" w:hAnsiTheme="minorHAnsi" w:cstheme="minorHAnsi"/>
+          <w:b w:val="0"/>
+          <w:bCs w:val="0"/>
+          <w:sz w:val="32"/>
+          <w:szCs w:val="32"/>
+        </w:rPr>
+      </w:pPr>
+      <w:r>
         <w:rPr>
           <w:rStyle w:val="Siln"/>
           <w:rFonts w:asciiTheme="minorHAnsi" w:hAnsiTheme="minorHAnsi" w:cstheme="minorHAnsi"/>
@@ -878,46 +844,6 @@
           <w:sz w:val="32"/>
           <w:szCs w:val="32"/>
         </w:rPr>
-      </w:pPr>
-    </w:p>
-    <w:p>
-      <w:pPr>
-        <w:pStyle w:val="Nadpis1"/>
-        <w:shd w:val="clear" w:color="auto" w:fill="FFFFFF"/>
-        <w:spacing w:before="0" w:beforeAutospacing="0" w:after="375" w:afterAutospacing="0"/>
-        <w:rPr>
-          <w:rStyle w:val="Siln"/>
-          <w:rFonts w:asciiTheme="minorHAnsi" w:hAnsiTheme="minorHAnsi" w:cstheme="minorHAnsi"/>
-          <w:b/>
-          <w:bCs/>
-          <w:sz w:val="32"/>
-          <w:szCs w:val="32"/>
-        </w:rPr>
-      </w:pPr>
-    </w:p>
-    <w:p>
-      <w:pPr>
-        <w:pStyle w:val="Nadpis1"/>
-        <w:shd w:val="clear" w:color="auto" w:fill="FFFFFF"/>
-        <w:spacing w:before="0" w:beforeAutospacing="0" w:after="375" w:afterAutospacing="0"/>
-        <w:rPr>
-          <w:rFonts w:asciiTheme="minorHAnsi" w:hAnsiTheme="minorHAnsi" w:cstheme="minorHAnsi"/>
-          <w:b w:val="0"/>
-          <w:bCs w:val="0"/>
-          <w:sz w:val="32"/>
-          <w:szCs w:val="32"/>
-        </w:rPr>
-      </w:pPr>
-      <w:r>
-        <w:rPr>
-          <w:rStyle w:val="Siln"/>
-          <w:rFonts w:asciiTheme="minorHAnsi" w:hAnsiTheme="minorHAnsi" w:cstheme="minorHAnsi"/>
-          <w:b/>
-          <w:bCs/>
-          <w:sz w:val="32"/>
-          <w:szCs w:val="32"/>
-        </w:rPr>
-        <w:lastRenderedPageBreak/>
         <w:t>AUTOR</w:t>
       </w:r>
       <w:r>
@@ -1150,39 +1076,13 @@
     <w:p>
       <w:pPr>
         <w:pStyle w:val="paragraph"/>
-        <w:numPr>
-          <w:ilvl w:val="0"/>
-          <w:numId w:val="3"/>
-        </w:numPr>
         <w:spacing w:before="0" w:beforeAutospacing="0" w:after="0" w:afterAutospacing="0"/>
         <w:textAlignment w:val="baseline"/>
         <w:rPr>
+          <w:rStyle w:val="tabchar"/>
           <w:rFonts w:ascii="Calibri" w:hAnsi="Calibri" w:cs="Calibri"/>
-        </w:rPr>
-      </w:pPr>
-      <w:r>
-        <w:rPr>
-          <w:rFonts w:ascii="Calibri" w:hAnsi="Calibri" w:cs="Calibri"/>
-          <w:b/>
-          <w:bCs/>
-        </w:rPr>
-        <w:t>Literární druh: </w:t>
-      </w:r>
-      <w:r>
-        <w:rPr>
-          <w:rFonts w:ascii="Calibri" w:hAnsi="Calibri" w:cs="Calibri"/>
-        </w:rPr>
-        <w:t>poezie</w:t>
-      </w:r>
-    </w:p>
-    <w:p>
-      <w:pPr>
-        <w:pStyle w:val="paragraph"/>
-        <w:spacing w:before="0" w:beforeAutospacing="0" w:after="0" w:afterAutospacing="0"/>
-        <w:ind w:left="720"/>
-        <w:textAlignment w:val="baseline"/>
-        <w:rPr>
-          <w:rFonts w:ascii="Calibri" w:hAnsi="Calibri" w:cs="Calibri"/>
+          <w:sz w:val="22"/>
+          <w:szCs w:val="22"/>
         </w:rPr>
       </w:pPr>
     </w:p>
@@ -1205,22 +1105,23 @@
           <w:b/>
           <w:bCs/>
         </w:rPr>
-        <w:t>Žánr: </w:t>
+        <w:t>Literární druh: </w:t>
       </w:r>
       <w:r>
         <w:rPr>
           <w:rFonts w:ascii="Calibri" w:hAnsi="Calibri" w:cs="Calibri"/>
         </w:rPr>
-        <w:t>báseň epická (má děj) i lyrická (popis přírody, pocitů)</w:t>
-      </w:r>
-    </w:p>
-    <w:p>
-      <w:pPr>
-        <w:pStyle w:val="Odstavecseseznamem"/>
-        <w:rPr>
-          <w:rFonts w:cstheme="minorHAnsi"/>
-          <w:b/>
-          <w:bCs/>
+        <w:t>poezie</w:t>
+      </w:r>
+    </w:p>
+    <w:p>
+      <w:pPr>
+        <w:pStyle w:val="paragraph"/>
+        <w:spacing w:before="0" w:beforeAutospacing="0" w:after="0" w:afterAutospacing="0"/>
+        <w:ind w:left="720"/>
+        <w:textAlignment w:val="baseline"/>
+        <w:rPr>
+          <w:rFonts w:ascii="Calibri" w:hAnsi="Calibri" w:cs="Calibri"/>
         </w:rPr>
       </w:pPr>
     </w:p>
@@ -1239,32 +1140,26 @@
       </w:pPr>
       <w:r>
         <w:rPr>
-          <w:rFonts w:asciiTheme="minorHAnsi" w:hAnsiTheme="minorHAnsi" w:cstheme="minorHAnsi"/>
+          <w:rFonts w:ascii="Calibri" w:hAnsi="Calibri" w:cs="Calibri"/>
           <w:b/>
           <w:bCs/>
         </w:rPr>
-        <w:t>Téma: </w:t>
-      </w:r>
-      <w:r>
-        <w:rPr>
-          <w:rFonts w:asciiTheme="minorHAnsi" w:hAnsiTheme="minorHAnsi" w:cstheme="minorHAnsi"/>
-        </w:rPr>
-        <w:t>inspirace skutečnou událostí</w:t>
-      </w:r>
-      <w:r>
-        <w:rPr>
-          <w:rFonts w:asciiTheme="minorHAnsi" w:hAnsiTheme="minorHAnsi" w:cstheme="minorHAnsi"/>
-        </w:rPr>
-        <w:t xml:space="preserve"> u hradu Bezděz, kdy syn zabil svého otce, protože mu bránil v lásce</w:t>
-      </w:r>
-    </w:p>
-    <w:p>
-      <w:pPr>
-        <w:pStyle w:val="paragraph"/>
-        <w:spacing w:before="0" w:beforeAutospacing="0" w:after="0" w:afterAutospacing="0"/>
-        <w:textAlignment w:val="baseline"/>
-        <w:rPr>
-          <w:rFonts w:asciiTheme="minorHAnsi" w:hAnsiTheme="minorHAnsi" w:cstheme="minorHAnsi"/>
+        <w:t>Žánr: </w:t>
+      </w:r>
+      <w:r>
+        <w:rPr>
+          <w:rFonts w:ascii="Calibri" w:hAnsi="Calibri" w:cs="Calibri"/>
+        </w:rPr>
+        <w:t>báseň epická (má děj) i lyrická (popis přírody, pocitů)</w:t>
+      </w:r>
+    </w:p>
+    <w:p>
+      <w:pPr>
+        <w:pStyle w:val="Odstavecseseznamem"/>
+        <w:rPr>
+          <w:rFonts w:cstheme="minorHAnsi"/>
+          <w:b/>
+          <w:bCs/>
         </w:rPr>
       </w:pPr>
     </w:p>
@@ -1278,7 +1173,7 @@
         <w:spacing w:before="0" w:beforeAutospacing="0" w:after="0" w:afterAutospacing="0"/>
         <w:textAlignment w:val="baseline"/>
         <w:rPr>
-          <w:rFonts w:asciiTheme="minorHAnsi" w:hAnsiTheme="minorHAnsi" w:cstheme="minorHAnsi"/>
+          <w:rFonts w:ascii="Calibri" w:hAnsi="Calibri" w:cs="Calibri"/>
         </w:rPr>
       </w:pPr>
       <w:r>
@@ -1287,13 +1182,19 @@
           <w:b/>
           <w:bCs/>
         </w:rPr>
-        <w:t>Motiv: </w:t>
-      </w:r>
-      <w:r>
-        <w:rPr>
-          <w:rFonts w:asciiTheme="minorHAnsi" w:hAnsiTheme="minorHAnsi" w:cstheme="minorHAnsi"/>
-        </w:rPr>
-        <w:t>protiklady v životě – láska, vina a smrt, úvahy o čase, smyslu života, vnitřní rozvrácenost člověka</w:t>
+        <w:t>Téma: </w:t>
+      </w:r>
+      <w:r>
+        <w:rPr>
+          <w:rFonts w:asciiTheme="minorHAnsi" w:hAnsiTheme="minorHAnsi" w:cstheme="minorHAnsi"/>
+        </w:rPr>
+        <w:t>inspirace skutečnou událostí</w:t>
+      </w:r>
+      <w:r>
+        <w:rPr>
+          <w:rFonts w:asciiTheme="minorHAnsi" w:hAnsiTheme="minorHAnsi" w:cstheme="minorHAnsi"/>
+        </w:rPr>
+        <w:t xml:space="preserve"> u hradu Bezděz, kdy syn zabil svého otce, protože mu bránil v lásce</w:t>
       </w:r>
     </w:p>
     <w:p>
@@ -1325,45 +1226,13 @@
           <w:b/>
           <w:bCs/>
         </w:rPr>
-        <w:t>Časoprostor: </w:t>
-      </w:r>
-      <w:r>
-        <w:rPr>
-          <w:rFonts w:asciiTheme="minorHAnsi" w:hAnsiTheme="minorHAnsi" w:cstheme="minorHAnsi"/>
-        </w:rPr>
-        <w:t>hrad Bezděz, jezero v</w:t>
-      </w:r>
-      <w:r>
-        <w:rPr>
-          <w:rFonts w:asciiTheme="minorHAnsi" w:hAnsiTheme="minorHAnsi" w:cstheme="minorHAnsi"/>
-        </w:rPr>
-        <w:t> </w:t>
-      </w:r>
-      <w:r>
-        <w:rPr>
-          <w:rFonts w:asciiTheme="minorHAnsi" w:hAnsiTheme="minorHAnsi" w:cstheme="minorHAnsi"/>
-        </w:rPr>
-        <w:t>Doksech</w:t>
-      </w:r>
-      <w:r>
-        <w:rPr>
-          <w:rFonts w:asciiTheme="minorHAnsi" w:hAnsiTheme="minorHAnsi" w:cstheme="minorHAnsi"/>
-        </w:rPr>
-        <w:t xml:space="preserve">; odehrává se v květnu ve </w:t>
-      </w:r>
-      <w:proofErr w:type="gramStart"/>
-      <w:r>
-        <w:rPr>
-          <w:rFonts w:asciiTheme="minorHAnsi" w:hAnsiTheme="minorHAnsi" w:cstheme="minorHAnsi"/>
-        </w:rPr>
-        <w:t>3 denních</w:t>
-      </w:r>
-      <w:proofErr w:type="gramEnd"/>
-      <w:r>
-        <w:rPr>
-          <w:rFonts w:asciiTheme="minorHAnsi" w:hAnsiTheme="minorHAnsi" w:cstheme="minorHAnsi"/>
-        </w:rPr>
-        <w:t xml:space="preserve"> obdobích – večer, noc, ráno</w:t>
+        <w:t>Motiv: </w:t>
+      </w:r>
+      <w:r>
+        <w:rPr>
+          <w:rFonts w:asciiTheme="minorHAnsi" w:hAnsiTheme="minorHAnsi" w:cstheme="minorHAnsi"/>
+        </w:rPr>
+        <w:t>protiklady v životě – láska, vina a smrt, úvahy o čase, smyslu života, vnitřní rozvrácenost člověka</w:t>
       </w:r>
     </w:p>
     <w:p>
@@ -1372,19 +1241,7 @@
         <w:spacing w:before="0" w:beforeAutospacing="0" w:after="0" w:afterAutospacing="0"/>
         <w:textAlignment w:val="baseline"/>
         <w:rPr>
-          <w:rStyle w:val="normaltextrun"/>
-          <w:rFonts w:ascii="Segoe UI" w:hAnsi="Segoe UI" w:cs="Segoe UI"/>
-        </w:rPr>
-      </w:pPr>
-    </w:p>
-    <w:p>
-      <w:pPr>
-        <w:pStyle w:val="paragraph"/>
-        <w:spacing w:before="0" w:beforeAutospacing="0" w:after="0" w:afterAutospacing="0"/>
-        <w:textAlignment w:val="baseline"/>
-        <w:rPr>
-          <w:rStyle w:val="normaltextrun"/>
-          <w:rFonts w:ascii="Segoe UI" w:hAnsi="Segoe UI" w:cs="Segoe UI"/>
+          <w:rFonts w:asciiTheme="minorHAnsi" w:hAnsiTheme="minorHAnsi" w:cstheme="minorHAnsi"/>
         </w:rPr>
       </w:pPr>
     </w:p>
@@ -1398,41 +1255,71 @@
         <w:spacing w:before="0" w:beforeAutospacing="0" w:after="0" w:afterAutospacing="0"/>
         <w:textAlignment w:val="baseline"/>
         <w:rPr>
+          <w:rFonts w:asciiTheme="minorHAnsi" w:hAnsiTheme="minorHAnsi" w:cstheme="minorHAnsi"/>
+        </w:rPr>
+      </w:pPr>
+      <w:r>
+        <w:rPr>
+          <w:rFonts w:asciiTheme="minorHAnsi" w:hAnsiTheme="minorHAnsi" w:cstheme="minorHAnsi"/>
+          <w:b/>
+          <w:bCs/>
+        </w:rPr>
+        <w:t>Časoprostor: </w:t>
+      </w:r>
+      <w:r>
+        <w:rPr>
+          <w:rFonts w:asciiTheme="minorHAnsi" w:hAnsiTheme="minorHAnsi" w:cstheme="minorHAnsi"/>
+        </w:rPr>
+        <w:t>hrad Bezděz, jezero v</w:t>
+      </w:r>
+      <w:r>
+        <w:rPr>
+          <w:rFonts w:asciiTheme="minorHAnsi" w:hAnsiTheme="minorHAnsi" w:cstheme="minorHAnsi"/>
+        </w:rPr>
+        <w:t> </w:t>
+      </w:r>
+      <w:r>
+        <w:rPr>
+          <w:rFonts w:asciiTheme="minorHAnsi" w:hAnsiTheme="minorHAnsi" w:cstheme="minorHAnsi"/>
+        </w:rPr>
+        <w:t>Doksech</w:t>
+      </w:r>
+      <w:r>
+        <w:rPr>
+          <w:rFonts w:asciiTheme="minorHAnsi" w:hAnsiTheme="minorHAnsi" w:cstheme="minorHAnsi"/>
+        </w:rPr>
+        <w:t xml:space="preserve">; odehrává se v květnu ve </w:t>
+      </w:r>
+      <w:proofErr w:type="gramStart"/>
+      <w:r>
+        <w:rPr>
+          <w:rFonts w:asciiTheme="minorHAnsi" w:hAnsiTheme="minorHAnsi" w:cstheme="minorHAnsi"/>
+        </w:rPr>
+        <w:t>3 denních</w:t>
+      </w:r>
+      <w:proofErr w:type="gramEnd"/>
+      <w:r>
+        <w:rPr>
+          <w:rFonts w:asciiTheme="minorHAnsi" w:hAnsiTheme="minorHAnsi" w:cstheme="minorHAnsi"/>
+        </w:rPr>
+        <w:t xml:space="preserve"> obdobích – večer, noc, ráno</w:t>
+      </w:r>
+    </w:p>
+    <w:p>
+      <w:pPr>
+        <w:pStyle w:val="paragraph"/>
+        <w:spacing w:before="0" w:beforeAutospacing="0" w:after="0" w:afterAutospacing="0"/>
+        <w:textAlignment w:val="baseline"/>
+        <w:rPr>
           <w:rStyle w:val="normaltextrun"/>
           <w:rFonts w:ascii="Segoe UI" w:hAnsi="Segoe UI" w:cs="Segoe UI"/>
         </w:rPr>
       </w:pPr>
-      <w:r>
-        <w:rPr>
-          <w:rStyle w:val="normaltextrun"/>
-          <w:rFonts w:ascii="Calibri" w:hAnsi="Calibri" w:cs="Calibri"/>
-          <w:b/>
-          <w:bCs/>
-        </w:rPr>
-        <w:t>S</w:t>
-      </w:r>
-      <w:r>
-        <w:rPr>
-          <w:rStyle w:val="normaltextrun"/>
-          <w:rFonts w:ascii="Calibri" w:hAnsi="Calibri" w:cs="Calibri"/>
-          <w:b/>
-          <w:bCs/>
-        </w:rPr>
-        <w:t>tručný děj díla</w:t>
-      </w:r>
-      <w:r>
-        <w:rPr>
-          <w:rStyle w:val="normaltextrun"/>
-          <w:rFonts w:ascii="Calibri" w:hAnsi="Calibri" w:cs="Calibri"/>
-        </w:rPr>
-        <w:t xml:space="preserve">: </w:t>
-      </w:r>
     </w:p>
     <w:p>
       <w:pPr>
         <w:pStyle w:val="paragraph"/>
         <w:spacing w:before="0" w:beforeAutospacing="0" w:after="0" w:afterAutospacing="0"/>
-        <w:ind w:left="720"/>
         <w:textAlignment w:val="baseline"/>
         <w:rPr>
           <w:rStyle w:val="normaltextrun"/>
@@ -1457,6 +1344,59 @@
       <w:r>
         <w:rPr>
           <w:rStyle w:val="normaltextrun"/>
+          <w:rFonts w:ascii="Calibri" w:hAnsi="Calibri" w:cs="Calibri"/>
+          <w:b/>
+          <w:bCs/>
+        </w:rPr>
+        <w:lastRenderedPageBreak/>
+        <w:t>S</w:t>
+      </w:r>
+      <w:r>
+        <w:rPr>
+          <w:rStyle w:val="normaltextrun"/>
+          <w:rFonts w:ascii="Calibri" w:hAnsi="Calibri" w:cs="Calibri"/>
+          <w:b/>
+          <w:bCs/>
+        </w:rPr>
+        <w:t>tručný děj díla</w:t>
+      </w:r>
+      <w:r>
+        <w:rPr>
+          <w:rStyle w:val="normaltextrun"/>
+          <w:rFonts w:ascii="Calibri" w:hAnsi="Calibri" w:cs="Calibri"/>
+        </w:rPr>
+        <w:t xml:space="preserve">: </w:t>
+      </w:r>
+    </w:p>
+    <w:p>
+      <w:pPr>
+        <w:pStyle w:val="paragraph"/>
+        <w:spacing w:before="0" w:beforeAutospacing="0" w:after="0" w:afterAutospacing="0"/>
+        <w:ind w:left="720"/>
+        <w:textAlignment w:val="baseline"/>
+        <w:rPr>
+          <w:rStyle w:val="normaltextrun"/>
+          <w:rFonts w:ascii="Segoe UI" w:hAnsi="Segoe UI" w:cs="Segoe UI"/>
+        </w:rPr>
+      </w:pPr>
+    </w:p>
+    <w:p>
+      <w:pPr>
+        <w:pStyle w:val="paragraph"/>
+        <w:numPr>
+          <w:ilvl w:val="0"/>
+          <w:numId w:val="3"/>
+        </w:numPr>
+        <w:spacing w:before="0" w:beforeAutospacing="0" w:after="0" w:afterAutospacing="0"/>
+        <w:textAlignment w:val="baseline"/>
+        <w:rPr>
+          <w:rStyle w:val="normaltextrun"/>
+          <w:rFonts w:ascii="Segoe UI" w:hAnsi="Segoe UI" w:cs="Segoe UI"/>
+        </w:rPr>
+      </w:pPr>
+      <w:r>
+        <w:rPr>
+          <w:rStyle w:val="normaltextrun"/>
           <w:rFonts w:ascii="Segoe UI" w:hAnsi="Segoe UI" w:cs="Segoe UI"/>
         </w:rPr>
         <w:t>Děj je jen naznačen, důležitý je důraz na popis přírody, citů, myšlenek</w:t>
@@ -1543,7 +1483,6 @@
         <w:rPr>
           <w:rFonts w:asciiTheme="minorHAnsi" w:hAnsiTheme="minorHAnsi" w:cstheme="minorHAnsi"/>
         </w:rPr>
-        <w:lastRenderedPageBreak/>
         <w:t>Za vraždu je uvržen do vězení, kde má mnoho času přemýšlet. Před popravou přemýšlí o smrti, trestu, životě. V posledních hodinách medituje nad životními hodnotami. </w:t>
       </w:r>
     </w:p>
@@ -1821,6 +1760,7 @@
           <w:b/>
           <w:bCs/>
         </w:rPr>
+        <w:lastRenderedPageBreak/>
         <w:t>4.</w:t>
       </w:r>
       <w:r>
@@ -1938,7 +1878,6 @@
         <w:rPr>
           <w:rFonts w:cstheme="minorHAnsi"/>
         </w:rPr>
-        <w:lastRenderedPageBreak/>
         <w:t>Jarmila – mladá dívka, která miluje Viléma</w:t>
       </w:r>
       <w:r>
@@ -2346,13 +2285,7 @@
         <w:rPr>
           <w:rFonts w:cstheme="minorHAnsi"/>
         </w:rPr>
-        <w:t>a</w:t>
-      </w:r>
-      <w:r>
-        <w:rPr>
-          <w:rFonts w:cstheme="minorHAnsi"/>
-        </w:rPr>
-        <w:t>, medituje nad lebkou a kostmi Viléma, v posledním verši se ztotožňuje s tragédií hlavních postav</w:t>
+        <w:t>a, medituje nad lebkou a kostmi Viléma, v posledním verši se ztotožňuje s tragédií hlavních postav</w:t>
       </w:r>
     </w:p>
     <w:p>
@@ -2548,6 +2481,12 @@
           <w:rFonts w:ascii="Arial" w:hAnsi="Arial" w:cs="Arial"/>
           <w:color w:val="1A1A1A"/>
         </w:rPr>
+      </w:r>
+      <w:r>
+        <w:rPr>
+          <w:rFonts w:ascii="Arial" w:hAnsi="Arial" w:cs="Arial"/>
+          <w:color w:val="1A1A1A"/>
+        </w:rPr>
         <w:fldChar w:fldCharType="separate"/>
       </w:r>
     </w:p>
@@ -2568,7 +2507,7 @@
                 <wp:extent cx="304800" cy="304800"/>
                 <wp:effectExtent l="0" t="0" r="0" b="0"/>
                 <wp:docPr id="1" name="Obdélník 1" descr="sklik-paw">
-                  <a:hlinkClick xmlns:a="http://schemas.openxmlformats.org/drawingml/2006/main" r:id="rId12" tgtFrame="&quot;_blank&quot;"/>
+                  <a:hlinkClick xmlns:a="http://schemas.openxmlformats.org/drawingml/2006/main" r:id="rId13" tgtFrame="&quot;_blank&quot;"/>
                 </wp:docPr>
                 <wp:cNvGraphicFramePr>
                   <a:graphicFrameLocks xmlns:a="http://schemas.openxmlformats.org/drawingml/2006/main" noChangeAspect="1"/>
@@ -2645,6 +2584,7 @@
           <w:rFonts w:ascii="Arial" w:hAnsi="Arial" w:cs="Arial"/>
           <w:color w:val="1A1A1A"/>
         </w:rPr>
+        <w:lastRenderedPageBreak/>
         <w:fldChar w:fldCharType="end"/>
       </w:r>
     </w:p>
@@ -2704,7 +2644,7 @@
 </file>
 
 <file path=word/numbering.xml><?xml version="1.0" encoding="utf-8"?>
-<w:numbering xmlns:wpc="http://schemas.microsoft.com/office/word/2010/wordprocessingCanvas" xmlns:cx="http://schemas.microsoft.com/office/drawing/2014/chartex" xmlns:cx1="http://schemas.microsoft.com/office/drawing/2015/9/8/chartex" xmlns:cx2="http://schemas.microsoft.com/office/drawing/2015/10/21/chartex" xmlns:cx3="http://schemas.microsoft.com/office/drawing/2016/5/9/chartex" xmlns:cx4="http://schemas.microsoft.com/office/drawing/2016/5/10/chartex" xmlns:cx5="http://schemas.microsoft.com/office/drawing/2016/5/11/chartex" xmlns:cx6="http://schemas.microsoft.com/office/drawing/2016/5/12/chartex" xmlns:cx7="http://schemas.microsoft.com/office/drawing/2016/5/13/chartex" xmlns:cx8="http://schemas.microsoft.com/office/drawing/2016/5/14/chartex" xmlns:mc="http://schemas.openxmlformats.org/markup-compatibility/2006" xmlns:aink="http://schemas.microsoft.com/office/drawing/2016/ink" xmlns:am3d="http://schemas.microsoft.com/office/drawing/2017/model3d" xmlns:o="urn:schemas-microsoft-com:office:office" xmlns:r="http://schemas.openxmlformats.org/officeDocument/2006/relationships" xmlns:m="http://schemas.openxmlformats.org/officeDocument/2006/math" xmlns:v="urn:schemas-microsoft-com:vml" xmlns:wp14="http://schemas.microsoft.com/office/word/2010/wordprocessingDrawing" xmlns:wp="http://schemas.openxmlformats.org/drawingml/2006/wordprocessingDrawing" xmlns:w10="urn:schemas-microsoft-com:office:word" xmlns:w="http://schemas.openxmlformats.org/wordprocessingml/2006/main" xmlns:w14="http://schemas.microsoft.com/office/word/2010/wordml" xmlns:w15="http://schemas.microsoft.com/office/word/2012/wordml" xmlns:w16cex="http://schemas.microsoft.com/office/word/2018/wordml/cex" xmlns:w16cid="http://schemas.microsoft.com/office/word/2016/wordml/cid" xmlns:w16="http://schemas.microsoft.com/office/word/2018/wordml" xmlns:w16sdtdh="http://schemas.microsoft.com/office/word/2020/wordml/sdtdatahash" xmlns:w16se="http://schemas.microsoft.com/office/word/2015/wordml/symex" xmlns:wpg="http://schemas.microsoft.com/office/word/2010/wordprocessingGroup" xmlns:wpi="http://schemas.microsoft.com/office/word/2010/wordprocessingInk" xmlns:wne="http://schemas.microsoft.com/office/word/2006/wordml" xmlns:wps="http://schemas.microsoft.com/office/word/2010/wordprocessingShape" mc:Ignorable="w14 w15 w16se w16cid w16 w16cex w16sdtdh wp14">
+<w:numbering xmlns:wpc="http://schemas.microsoft.com/office/word/2010/wordprocessingCanvas" xmlns:cx="http://schemas.microsoft.com/office/drawing/2014/chartex" xmlns:cx1="http://schemas.microsoft.com/office/drawing/2015/9/8/chartex" xmlns:cx2="http://schemas.microsoft.com/office/drawing/2015/10/21/chartex" xmlns:cx3="http://schemas.microsoft.com/office/drawing/2016/5/9/chartex" xmlns:cx4="http://schemas.microsoft.com/office/drawing/2016/5/10/chartex" xmlns:cx5="http://schemas.microsoft.com/office/drawing/2016/5/11/chartex" xmlns:cx6="http://schemas.microsoft.com/office/drawing/2016/5/12/chartex" xmlns:cx7="http://schemas.microsoft.com/office/drawing/2016/5/13/chartex" xmlns:cx8="http://schemas.microsoft.com/office/drawing/2016/5/14/chartex" xmlns:mc="http://schemas.openxmlformats.org/markup-compatibility/2006" xmlns:aink="http://schemas.microsoft.com/office/drawing/2016/ink" xmlns:am3d="http://schemas.microsoft.com/office/drawing/2017/model3d" xmlns:o="urn:schemas-microsoft-com:office:office" xmlns:oel="http://schemas.microsoft.com/office/2019/extlst" xmlns:r="http://schemas.openxmlformats.org/officeDocument/2006/relationships" xmlns:m="http://schemas.openxmlformats.org/officeDocument/2006/math" xmlns:v="urn:schemas-microsoft-com:vml" xmlns:wp14="http://schemas.microsoft.com/office/word/2010/wordprocessingDrawing" xmlns:wp="http://schemas.openxmlformats.org/drawingml/2006/wordprocessingDrawing" xmlns:w10="urn:schemas-microsoft-com:office:word" xmlns:w="http://schemas.openxmlformats.org/wordprocessingml/2006/main" xmlns:w14="http://schemas.microsoft.com/office/word/2010/wordml" xmlns:w15="http://schemas.microsoft.com/office/word/2012/wordml" xmlns:w16cex="http://schemas.microsoft.com/office/word/2018/wordml/cex" xmlns:w16cid="http://schemas.microsoft.com/office/word/2016/wordml/cid" xmlns:w16="http://schemas.microsoft.com/office/word/2018/wordml" xmlns:w16du="http://schemas.microsoft.com/office/word/2023/wordml/word16du" xmlns:w16sdtdh="http://schemas.microsoft.com/office/word/2020/wordml/sdtdatahash" xmlns:w16sdtfl="http://schemas.microsoft.com/office/word/2024/wordml/sdtformatlock" xmlns:w16se="http://schemas.microsoft.com/office/word/2015/wordml/symex" xmlns:wpg="http://schemas.microsoft.com/office/word/2010/wordprocessingGroup" xmlns:wpi="http://schemas.microsoft.com/office/word/2010/wordprocessingInk" xmlns:wne="http://schemas.microsoft.com/office/word/2006/wordml" xmlns:wps="http://schemas.microsoft.com/office/word/2010/wordprocessingShape" mc:Ignorable="w14 w15 w16se w16cid w16 w16cex w16sdtdh w16sdtfl w16du wp14">
   <w:abstractNum w:abstractNumId="0" w15:restartNumberingAfterBreak="0">
     <w:nsid w:val="06FD544D"/>
     <w:multiLevelType w:val="multilevel"/>
@@ -4464,6 +4404,119 @@
     </w:lvl>
   </w:abstractNum>
   <w:abstractNum w:abstractNumId="14" w15:restartNumberingAfterBreak="0">
+    <w:nsid w:val="32FC22C0"/>
+    <w:multiLevelType w:val="hybridMultilevel"/>
+    <w:tmpl w:val="8B001C1E"/>
+    <w:lvl w:ilvl="0" w:tplc="04050001">
+      <w:start w:val="1"/>
+      <w:numFmt w:val="bullet"/>
+      <w:lvlText w:val=""/>
+      <w:lvlJc w:val="left"/>
+      <w:pPr>
+        <w:ind w:left="720" w:hanging="360"/>
+      </w:pPr>
+      <w:rPr>
+        <w:rFonts w:ascii="Symbol" w:hAnsi="Symbol" w:hint="default"/>
+      </w:rPr>
+    </w:lvl>
+    <w:lvl w:ilvl="1" w:tplc="04050003" w:tentative="1">
+      <w:start w:val="1"/>
+      <w:numFmt w:val="bullet"/>
+      <w:lvlText w:val="o"/>
+      <w:lvlJc w:val="left"/>
+      <w:pPr>
+        <w:ind w:left="1440" w:hanging="360"/>
+      </w:pPr>
+      <w:rPr>
+        <w:rFonts w:ascii="Courier New" w:hAnsi="Courier New" w:cs="Courier New" w:hint="default"/>
+      </w:rPr>
+    </w:lvl>
+    <w:lvl w:ilvl="2" w:tplc="04050005" w:tentative="1">
+      <w:start w:val="1"/>
+      <w:numFmt w:val="bullet"/>
+      <w:lvlText w:val=""/>
+      <w:lvlJc w:val="left"/>
+      <w:pPr>
+        <w:ind w:left="2160" w:hanging="360"/>
+      </w:pPr>
+      <w:rPr>
+        <w:rFonts w:ascii="Wingdings" w:hAnsi="Wingdings" w:hint="default"/>
+      </w:rPr>
+    </w:lvl>
+    <w:lvl w:ilvl="3" w:tplc="04050001" w:tentative="1">
+      <w:start w:val="1"/>
+      <w:numFmt w:val="bullet"/>
+      <w:lvlText w:val=""/>
+      <w:lvlJc w:val="left"/>
+      <w:pPr>
+        <w:ind w:left="2880" w:hanging="360"/>
+      </w:pPr>
+      <w:rPr>
+        <w:rFonts w:ascii="Symbol" w:hAnsi="Symbol" w:hint="default"/>
+      </w:rPr>
+    </w:lvl>
+    <w:lvl w:ilvl="4" w:tplc="04050003" w:tentative="1">
+      <w:start w:val="1"/>
+      <w:numFmt w:val="bullet"/>
+      <w:lvlText w:val="o"/>
+      <w:lvlJc w:val="left"/>
+      <w:pPr>
+        <w:ind w:left="3600" w:hanging="360"/>
+      </w:pPr>
+      <w:rPr>
+        <w:rFonts w:ascii="Courier New" w:hAnsi="Courier New" w:cs="Courier New" w:hint="default"/>
+      </w:rPr>
+    </w:lvl>
+    <w:lvl w:ilvl="5" w:tplc="04050005" w:tentative="1">
+      <w:start w:val="1"/>
+      <w:numFmt w:val="bullet"/>
+      <w:lvlText w:val=""/>
+      <w:lvlJc w:val="left"/>
+      <w:pPr>
+        <w:ind w:left="4320" w:hanging="360"/>
+      </w:pPr>
+      <w:rPr>
+        <w:rFonts w:ascii="Wingdings" w:hAnsi="Wingdings" w:hint="default"/>
+      </w:rPr>
+    </w:lvl>
+    <w:lvl w:ilvl="6" w:tplc="04050001" w:tentative="1">
+      <w:start w:val="1"/>
+      <w:numFmt w:val="bullet"/>
+      <w:lvlText w:val=""/>
+      <w:lvlJc w:val="left"/>
+      <w:pPr>
+        <w:ind w:left="5040" w:hanging="360"/>
+      </w:pPr>
+      <w:rPr>
+        <w:rFonts w:ascii="Symbol" w:hAnsi="Symbol" w:hint="default"/>
+      </w:rPr>
+    </w:lvl>
+    <w:lvl w:ilvl="7" w:tplc="04050003" w:tentative="1">
+      <w:start w:val="1"/>
+      <w:numFmt w:val="bullet"/>
+      <w:lvlText w:val="o"/>
+      <w:lvlJc w:val="left"/>
+      <w:pPr>
+        <w:ind w:left="5760" w:hanging="360"/>
+      </w:pPr>
+      <w:rPr>
+        <w:rFonts w:ascii="Courier New" w:hAnsi="Courier New" w:cs="Courier New" w:hint="default"/>
+      </w:rPr>
+    </w:lvl>
+    <w:lvl w:ilvl="8" w:tplc="04050005" w:tentative="1">
+      <w:start w:val="1"/>
+      <w:numFmt w:val="bullet"/>
+      <w:lvlText w:val=""/>
+      <w:lvlJc w:val="left"/>
+      <w:pPr>
+        <w:ind w:left="6480" w:hanging="360"/>
+      </w:pPr>
+      <w:rPr>
+        <w:rFonts w:ascii="Wingdings" w:hAnsi="Wingdings" w:hint="default"/>
+      </w:rPr>
+    </w:lvl>
+  </w:abstractNum>
+  <w:abstractNum w:abstractNumId="15" w15:restartNumberingAfterBreak="0">
     <w:nsid w:val="36E704E5"/>
     <w:multiLevelType w:val="multilevel"/>
     <w:tmpl w:val="01149C8E"/>
@@ -4576,7 +4629,7 @@
       </w:pPr>
     </w:lvl>
   </w:abstractNum>
-  <w:abstractNum w:abstractNumId="15" w15:restartNumberingAfterBreak="0">
+  <w:abstractNum w:abstractNumId="16" w15:restartNumberingAfterBreak="0">
     <w:nsid w:val="37840172"/>
     <w:multiLevelType w:val="hybridMultilevel"/>
     <w:tmpl w:val="8C201812"/>
@@ -4688,7 +4741,7 @@
       </w:rPr>
     </w:lvl>
   </w:abstractNum>
-  <w:abstractNum w:abstractNumId="16" w15:restartNumberingAfterBreak="0">
+  <w:abstractNum w:abstractNumId="17" w15:restartNumberingAfterBreak="0">
     <w:nsid w:val="3A697B67"/>
     <w:multiLevelType w:val="multilevel"/>
     <w:tmpl w:val="FE48B87C"/>
@@ -4801,7 +4854,156 @@
       </w:pPr>
     </w:lvl>
   </w:abstractNum>
-  <w:abstractNum w:abstractNumId="17" w15:restartNumberingAfterBreak="0">
+  <w:abstractNum w:abstractNumId="18" w15:restartNumberingAfterBreak="0">
+    <w:nsid w:val="3DA40F67"/>
+    <w:multiLevelType w:val="multilevel"/>
+    <w:tmpl w:val="4B98824E"/>
+    <w:lvl w:ilvl="0">
+      <w:start w:val="1"/>
+      <w:numFmt w:val="bullet"/>
+      <w:lvlText w:val=""/>
+      <w:lvlJc w:val="left"/>
+      <w:pPr>
+        <w:tabs>
+          <w:tab w:val="num" w:pos="720"/>
+        </w:tabs>
+        <w:ind w:left="720" w:hanging="360"/>
+      </w:pPr>
+      <w:rPr>
+        <w:rFonts w:ascii="Symbol" w:hAnsi="Symbol" w:hint="default"/>
+        <w:sz w:val="20"/>
+      </w:rPr>
+    </w:lvl>
+    <w:lvl w:ilvl="1" w:tentative="1">
+      <w:start w:val="1"/>
+      <w:numFmt w:val="bullet"/>
+      <w:lvlText w:val="o"/>
+      <w:lvlJc w:val="left"/>
+      <w:pPr>
+        <w:tabs>
+          <w:tab w:val="num" w:pos="1440"/>
+        </w:tabs>
+        <w:ind w:left="1440" w:hanging="360"/>
+      </w:pPr>
+      <w:rPr>
+        <w:rFonts w:ascii="Courier New" w:hAnsi="Courier New" w:hint="default"/>
+        <w:sz w:val="20"/>
+      </w:rPr>
+    </w:lvl>
+    <w:lvl w:ilvl="2" w:tentative="1">
+      <w:start w:val="1"/>
+      <w:numFmt w:val="bullet"/>
+      <w:lvlText w:val=""/>
+      <w:lvlJc w:val="left"/>
+      <w:pPr>
+        <w:tabs>
+          <w:tab w:val="num" w:pos="2160"/>
+        </w:tabs>
+        <w:ind w:left="2160" w:hanging="360"/>
+      </w:pPr>
+      <w:rPr>
+        <w:rFonts w:ascii="Wingdings" w:hAnsi="Wingdings" w:hint="default"/>
+        <w:sz w:val="20"/>
+      </w:rPr>
+    </w:lvl>
+    <w:lvl w:ilvl="3" w:tentative="1">
+      <w:start w:val="1"/>
+      <w:numFmt w:val="bullet"/>
+      <w:lvlText w:val=""/>
+      <w:lvlJc w:val="left"/>
+      <w:pPr>
+        <w:tabs>
+          <w:tab w:val="num" w:pos="2880"/>
+        </w:tabs>
+        <w:ind w:left="2880" w:hanging="360"/>
+      </w:pPr>
+      <w:rPr>
+        <w:rFonts w:ascii="Wingdings" w:hAnsi="Wingdings" w:hint="default"/>
+        <w:sz w:val="20"/>
+      </w:rPr>
+    </w:lvl>
+    <w:lvl w:ilvl="4" w:tentative="1">
+      <w:start w:val="1"/>
+      <w:numFmt w:val="bullet"/>
+      <w:lvlText w:val=""/>
+      <w:lvlJc w:val="left"/>
+      <w:pPr>
+        <w:tabs>
+          <w:tab w:val="num" w:pos="3600"/>
+        </w:tabs>
+        <w:ind w:left="3600" w:hanging="360"/>
+      </w:pPr>
+      <w:rPr>
+        <w:rFonts w:ascii="Wingdings" w:hAnsi="Wingdings" w:hint="default"/>
+        <w:sz w:val="20"/>
+      </w:rPr>
+    </w:lvl>
+    <w:lvl w:ilvl="5" w:tentative="1">
+      <w:start w:val="1"/>
+      <w:numFmt w:val="bullet"/>
+      <w:lvlText w:val=""/>
+      <w:lvlJc w:val="left"/>
+      <w:pPr>
+        <w:tabs>
+          <w:tab w:val="num" w:pos="4320"/>
+        </w:tabs>
+        <w:ind w:left="4320" w:hanging="360"/>
+      </w:pPr>
+      <w:rPr>
+        <w:rFonts w:ascii="Wingdings" w:hAnsi="Wingdings" w:hint="default"/>
+        <w:sz w:val="20"/>
+      </w:rPr>
+    </w:lvl>
+    <w:lvl w:ilvl="6" w:tentative="1">
+      <w:start w:val="1"/>
+      <w:numFmt w:val="bullet"/>
+      <w:lvlText w:val=""/>
+      <w:lvlJc w:val="left"/>
+      <w:pPr>
+        <w:tabs>
+          <w:tab w:val="num" w:pos="5040"/>
+        </w:tabs>
+        <w:ind w:left="5040" w:hanging="360"/>
+      </w:pPr>
+      <w:rPr>
+        <w:rFonts w:ascii="Wingdings" w:hAnsi="Wingdings" w:hint="default"/>
+        <w:sz w:val="20"/>
+      </w:rPr>
+    </w:lvl>
+    <w:lvl w:ilvl="7" w:tentative="1">
+      <w:start w:val="1"/>
+      <w:numFmt w:val="bullet"/>
+      <w:lvlText w:val=""/>
+      <w:lvlJc w:val="left"/>
+      <w:pPr>
+        <w:tabs>
+          <w:tab w:val="num" w:pos="5760"/>
+        </w:tabs>
+        <w:ind w:left="5760" w:hanging="360"/>
+      </w:pPr>
+      <w:rPr>
+        <w:rFonts w:ascii="Wingdings" w:hAnsi="Wingdings" w:hint="default"/>
+        <w:sz w:val="20"/>
+      </w:rPr>
+    </w:lvl>
+    <w:lvl w:ilvl="8" w:tentative="1">
+      <w:start w:val="1"/>
+      <w:numFmt w:val="bullet"/>
+      <w:lvlText w:val=""/>
+      <w:lvlJc w:val="left"/>
+      <w:pPr>
+        <w:tabs>
+          <w:tab w:val="num" w:pos="6480"/>
+        </w:tabs>
+        <w:ind w:left="6480" w:hanging="360"/>
+      </w:pPr>
+      <w:rPr>
+        <w:rFonts w:ascii="Wingdings" w:hAnsi="Wingdings" w:hint="default"/>
+        <w:sz w:val="20"/>
+      </w:rPr>
+    </w:lvl>
+  </w:abstractNum>
+  <w:abstractNum w:abstractNumId="19" w15:restartNumberingAfterBreak="0">
     <w:nsid w:val="3F9740A4"/>
     <w:multiLevelType w:val="multilevel"/>
     <w:tmpl w:val="1DEEA036"/>
@@ -4914,7 +5116,7 @@
       </w:pPr>
     </w:lvl>
   </w:abstractNum>
-  <w:abstractNum w:abstractNumId="18" w15:restartNumberingAfterBreak="0">
+  <w:abstractNum w:abstractNumId="20" w15:restartNumberingAfterBreak="0">
     <w:nsid w:val="3FBC5715"/>
     <w:multiLevelType w:val="multilevel"/>
     <w:tmpl w:val="1A605A88"/>
@@ -5027,7 +5229,269 @@
       </w:pPr>
     </w:lvl>
   </w:abstractNum>
-  <w:abstractNum w:abstractNumId="19" w15:restartNumberingAfterBreak="0">
+  <w:abstractNum w:abstractNumId="21" w15:restartNumberingAfterBreak="0">
+    <w:nsid w:val="417273B7"/>
+    <w:multiLevelType w:val="hybridMultilevel"/>
+    <w:tmpl w:val="17904E88"/>
+    <w:lvl w:ilvl="0" w:tplc="04050001">
+      <w:start w:val="1"/>
+      <w:numFmt w:val="bullet"/>
+      <w:lvlText w:val=""/>
+      <w:lvlJc w:val="left"/>
+      <w:pPr>
+        <w:ind w:left="720" w:hanging="360"/>
+      </w:pPr>
+      <w:rPr>
+        <w:rFonts w:ascii="Symbol" w:hAnsi="Symbol" w:hint="default"/>
+      </w:rPr>
+    </w:lvl>
+    <w:lvl w:ilvl="1" w:tplc="04050003" w:tentative="1">
+      <w:start w:val="1"/>
+      <w:numFmt w:val="bullet"/>
+      <w:lvlText w:val="o"/>
+      <w:lvlJc w:val="left"/>
+      <w:pPr>
+        <w:ind w:left="1440" w:hanging="360"/>
+      </w:pPr>
+      <w:rPr>
+        <w:rFonts w:ascii="Courier New" w:hAnsi="Courier New" w:cs="Courier New" w:hint="default"/>
+      </w:rPr>
+    </w:lvl>
+    <w:lvl w:ilvl="2" w:tplc="04050005" w:tentative="1">
+      <w:start w:val="1"/>
+      <w:numFmt w:val="bullet"/>
+      <w:lvlText w:val=""/>
+      <w:lvlJc w:val="left"/>
+      <w:pPr>
+        <w:ind w:left="2160" w:hanging="360"/>
+      </w:pPr>
+      <w:rPr>
+        <w:rFonts w:ascii="Wingdings" w:hAnsi="Wingdings" w:hint="default"/>
+      </w:rPr>
+    </w:lvl>
+    <w:lvl w:ilvl="3" w:tplc="04050001" w:tentative="1">
+      <w:start w:val="1"/>
+      <w:numFmt w:val="bullet"/>
+      <w:lvlText w:val=""/>
+      <w:lvlJc w:val="left"/>
+      <w:pPr>
+        <w:ind w:left="2880" w:hanging="360"/>
+      </w:pPr>
+      <w:rPr>
+        <w:rFonts w:ascii="Symbol" w:hAnsi="Symbol" w:hint="default"/>
+      </w:rPr>
+    </w:lvl>
+    <w:lvl w:ilvl="4" w:tplc="04050003" w:tentative="1">
+      <w:start w:val="1"/>
+      <w:numFmt w:val="bullet"/>
+      <w:lvlText w:val="o"/>
+      <w:lvlJc w:val="left"/>
+      <w:pPr>
+        <w:ind w:left="3600" w:hanging="360"/>
+      </w:pPr>
+      <w:rPr>
+        <w:rFonts w:ascii="Courier New" w:hAnsi="Courier New" w:cs="Courier New" w:hint="default"/>
+      </w:rPr>
+    </w:lvl>
+    <w:lvl w:ilvl="5" w:tplc="04050005" w:tentative="1">
+      <w:start w:val="1"/>
+      <w:numFmt w:val="bullet"/>
+      <w:lvlText w:val=""/>
+      <w:lvlJc w:val="left"/>
+      <w:pPr>
+        <w:ind w:left="4320" w:hanging="360"/>
+      </w:pPr>
+      <w:rPr>
+        <w:rFonts w:ascii="Wingdings" w:hAnsi="Wingdings" w:hint="default"/>
+      </w:rPr>
+    </w:lvl>
+    <w:lvl w:ilvl="6" w:tplc="04050001" w:tentative="1">
+      <w:start w:val="1"/>
+      <w:numFmt w:val="bullet"/>
+      <w:lvlText w:val=""/>
+      <w:lvlJc w:val="left"/>
+      <w:pPr>
+        <w:ind w:left="5040" w:hanging="360"/>
+      </w:pPr>
+      <w:rPr>
+        <w:rFonts w:ascii="Symbol" w:hAnsi="Symbol" w:hint="default"/>
+      </w:rPr>
+    </w:lvl>
+    <w:lvl w:ilvl="7" w:tplc="04050003" w:tentative="1">
+      <w:start w:val="1"/>
+      <w:numFmt w:val="bullet"/>
+      <w:lvlText w:val="o"/>
+      <w:lvlJc w:val="left"/>
+      <w:pPr>
+        <w:ind w:left="5760" w:hanging="360"/>
+      </w:pPr>
+      <w:rPr>
+        <w:rFonts w:ascii="Courier New" w:hAnsi="Courier New" w:cs="Courier New" w:hint="default"/>
+      </w:rPr>
+    </w:lvl>
+    <w:lvl w:ilvl="8" w:tplc="04050005" w:tentative="1">
+      <w:start w:val="1"/>
+      <w:numFmt w:val="bullet"/>
+      <w:lvlText w:val=""/>
+      <w:lvlJc w:val="left"/>
+      <w:pPr>
+        <w:ind w:left="6480" w:hanging="360"/>
+      </w:pPr>
+      <w:rPr>
+        <w:rFonts w:ascii="Wingdings" w:hAnsi="Wingdings" w:hint="default"/>
+      </w:rPr>
+    </w:lvl>
+  </w:abstractNum>
+  <w:abstractNum w:abstractNumId="22" w15:restartNumberingAfterBreak="0">
+    <w:nsid w:val="444F4CBF"/>
+    <w:multiLevelType w:val="multilevel"/>
+    <w:tmpl w:val="E5F0BBB8"/>
+    <w:lvl w:ilvl="0">
+      <w:start w:val="1"/>
+      <w:numFmt w:val="bullet"/>
+      <w:lvlText w:val=""/>
+      <w:lvlJc w:val="left"/>
+      <w:pPr>
+        <w:tabs>
+          <w:tab w:val="num" w:pos="720"/>
+        </w:tabs>
+        <w:ind w:left="720" w:hanging="360"/>
+      </w:pPr>
+      <w:rPr>
+        <w:rFonts w:ascii="Symbol" w:hAnsi="Symbol" w:hint="default"/>
+        <w:sz w:val="20"/>
+      </w:rPr>
+    </w:lvl>
+    <w:lvl w:ilvl="1" w:tentative="1">
+      <w:start w:val="1"/>
+      <w:numFmt w:val="bullet"/>
+      <w:lvlText w:val="o"/>
+      <w:lvlJc w:val="left"/>
+      <w:pPr>
+        <w:tabs>
+          <w:tab w:val="num" w:pos="1440"/>
+        </w:tabs>
+        <w:ind w:left="1440" w:hanging="360"/>
+      </w:pPr>
+      <w:rPr>
+        <w:rFonts w:ascii="Courier New" w:hAnsi="Courier New" w:hint="default"/>
+        <w:sz w:val="20"/>
+      </w:rPr>
+    </w:lvl>
+    <w:lvl w:ilvl="2" w:tentative="1">
+      <w:start w:val="1"/>
+      <w:numFmt w:val="bullet"/>
+      <w:lvlText w:val=""/>
+      <w:lvlJc w:val="left"/>
+      <w:pPr>
+        <w:tabs>
+          <w:tab w:val="num" w:pos="2160"/>
+        </w:tabs>
+        <w:ind w:left="2160" w:hanging="360"/>
+      </w:pPr>
+      <w:rPr>
+        <w:rFonts w:ascii="Wingdings" w:hAnsi="Wingdings" w:hint="default"/>
+        <w:sz w:val="20"/>
+      </w:rPr>
+    </w:lvl>
+    <w:lvl w:ilvl="3" w:tentative="1">
+      <w:start w:val="1"/>
+      <w:numFmt w:val="bullet"/>
+      <w:lvlText w:val=""/>
+      <w:lvlJc w:val="left"/>
+      <w:pPr>
+        <w:tabs>
+          <w:tab w:val="num" w:pos="2880"/>
+        </w:tabs>
+        <w:ind w:left="2880" w:hanging="360"/>
+      </w:pPr>
+      <w:rPr>
+        <w:rFonts w:ascii="Wingdings" w:hAnsi="Wingdings" w:hint="default"/>
+        <w:sz w:val="20"/>
+      </w:rPr>
+    </w:lvl>
+    <w:lvl w:ilvl="4" w:tentative="1">
+      <w:start w:val="1"/>
+      <w:numFmt w:val="bullet"/>
+      <w:lvlText w:val=""/>
+      <w:lvlJc w:val="left"/>
+      <w:pPr>
+        <w:tabs>
+          <w:tab w:val="num" w:pos="3600"/>
+        </w:tabs>
+        <w:ind w:left="3600" w:hanging="360"/>
+      </w:pPr>
+      <w:rPr>
+        <w:rFonts w:ascii="Wingdings" w:hAnsi="Wingdings" w:hint="default"/>
+        <w:sz w:val="20"/>
+      </w:rPr>
+    </w:lvl>
+    <w:lvl w:ilvl="5" w:tentative="1">
+      <w:start w:val="1"/>
+      <w:numFmt w:val="bullet"/>
+      <w:lvlText w:val=""/>
+      <w:lvlJc w:val="left"/>
+      <w:pPr>
+        <w:tabs>
+          <w:tab w:val="num" w:pos="4320"/>
+        </w:tabs>
+        <w:ind w:left="4320" w:hanging="360"/>
+      </w:pPr>
+      <w:rPr>
+        <w:rFonts w:ascii="Wingdings" w:hAnsi="Wingdings" w:hint="default"/>
+        <w:sz w:val="20"/>
+      </w:rPr>
+    </w:lvl>
+    <w:lvl w:ilvl="6" w:tentative="1">
+      <w:start w:val="1"/>
+      <w:numFmt w:val="bullet"/>
+      <w:lvlText w:val=""/>
+      <w:lvlJc w:val="left"/>
+      <w:pPr>
+        <w:tabs>
+          <w:tab w:val="num" w:pos="5040"/>
+        </w:tabs>
+        <w:ind w:left="5040" w:hanging="360"/>
+      </w:pPr>
+      <w:rPr>
+        <w:rFonts w:ascii="Wingdings" w:hAnsi="Wingdings" w:hint="default"/>
+        <w:sz w:val="20"/>
+      </w:rPr>
+    </w:lvl>
+    <w:lvl w:ilvl="7" w:tentative="1">
+      <w:start w:val="1"/>
+      <w:numFmt w:val="bullet"/>
+      <w:lvlText w:val=""/>
+      <w:lvlJc w:val="left"/>
+      <w:pPr>
+        <w:tabs>
+          <w:tab w:val="num" w:pos="5760"/>
+        </w:tabs>
+        <w:ind w:left="5760" w:hanging="360"/>
+      </w:pPr>
+      <w:rPr>
+        <w:rFonts w:ascii="Wingdings" w:hAnsi="Wingdings" w:hint="default"/>
+        <w:sz w:val="20"/>
+      </w:rPr>
+    </w:lvl>
+    <w:lvl w:ilvl="8" w:tentative="1">
+      <w:start w:val="1"/>
+      <w:numFmt w:val="bullet"/>
+      <w:lvlText w:val=""/>
+      <w:lvlJc w:val="left"/>
+      <w:pPr>
+        <w:tabs>
+          <w:tab w:val="num" w:pos="6480"/>
+        </w:tabs>
+        <w:ind w:left="6480" w:hanging="360"/>
+      </w:pPr>
+      <w:rPr>
+        <w:rFonts w:ascii="Wingdings" w:hAnsi="Wingdings" w:hint="default"/>
+        <w:sz w:val="20"/>
+      </w:rPr>
+    </w:lvl>
+  </w:abstractNum>
+  <w:abstractNum w:abstractNumId="23" w15:restartNumberingAfterBreak="0">
     <w:nsid w:val="44787871"/>
     <w:multiLevelType w:val="multilevel"/>
     <w:tmpl w:val="9ACAE7E8"/>
@@ -5140,7 +5604,7 @@
       </w:pPr>
     </w:lvl>
   </w:abstractNum>
-  <w:abstractNum w:abstractNumId="20" w15:restartNumberingAfterBreak="0">
+  <w:abstractNum w:abstractNumId="24" w15:restartNumberingAfterBreak="0">
     <w:nsid w:val="47A07F05"/>
     <w:multiLevelType w:val="multilevel"/>
     <w:tmpl w:val="70BC60CA"/>
@@ -5253,7 +5717,7 @@
       </w:pPr>
     </w:lvl>
   </w:abstractNum>
-  <w:abstractNum w:abstractNumId="21" w15:restartNumberingAfterBreak="0">
+  <w:abstractNum w:abstractNumId="25" w15:restartNumberingAfterBreak="0">
     <w:nsid w:val="489071E2"/>
     <w:multiLevelType w:val="multilevel"/>
     <w:tmpl w:val="738898B2"/>
@@ -5366,7 +5830,7 @@
       </w:pPr>
     </w:lvl>
   </w:abstractNum>
-  <w:abstractNum w:abstractNumId="22" w15:restartNumberingAfterBreak="0">
+  <w:abstractNum w:abstractNumId="26" w15:restartNumberingAfterBreak="0">
     <w:nsid w:val="4A99269B"/>
     <w:multiLevelType w:val="multilevel"/>
     <w:tmpl w:val="8F76263E"/>
@@ -5515,7 +5979,7 @@
       </w:rPr>
     </w:lvl>
   </w:abstractNum>
-  <w:abstractNum w:abstractNumId="23" w15:restartNumberingAfterBreak="0">
+  <w:abstractNum w:abstractNumId="27" w15:restartNumberingAfterBreak="0">
     <w:nsid w:val="51D65042"/>
     <w:multiLevelType w:val="hybridMultilevel"/>
     <w:tmpl w:val="48486868"/>
@@ -5604,7 +6068,7 @@
       </w:pPr>
     </w:lvl>
   </w:abstractNum>
-  <w:abstractNum w:abstractNumId="24" w15:restartNumberingAfterBreak="0">
+  <w:abstractNum w:abstractNumId="28" w15:restartNumberingAfterBreak="0">
     <w:nsid w:val="579114F1"/>
     <w:multiLevelType w:val="multilevel"/>
     <w:tmpl w:val="0D12C52E"/>
@@ -5753,7 +6217,7 @@
       </w:rPr>
     </w:lvl>
   </w:abstractNum>
-  <w:abstractNum w:abstractNumId="25" w15:restartNumberingAfterBreak="0">
+  <w:abstractNum w:abstractNumId="29" w15:restartNumberingAfterBreak="0">
     <w:nsid w:val="608E7B8A"/>
     <w:multiLevelType w:val="multilevel"/>
     <w:tmpl w:val="517433A8"/>
@@ -5866,7 +6330,7 @@
       </w:pPr>
     </w:lvl>
   </w:abstractNum>
-  <w:abstractNum w:abstractNumId="26" w15:restartNumberingAfterBreak="0">
+  <w:abstractNum w:abstractNumId="30" w15:restartNumberingAfterBreak="0">
     <w:nsid w:val="60E87C18"/>
     <w:multiLevelType w:val="multilevel"/>
     <w:tmpl w:val="F37470DA"/>
@@ -5979,7 +6443,7 @@
       </w:pPr>
     </w:lvl>
   </w:abstractNum>
-  <w:abstractNum w:abstractNumId="27" w15:restartNumberingAfterBreak="0">
+  <w:abstractNum w:abstractNumId="31" w15:restartNumberingAfterBreak="0">
     <w:nsid w:val="67E225A8"/>
     <w:multiLevelType w:val="hybridMultilevel"/>
     <w:tmpl w:val="BEAC832E"/>
@@ -6092,7 +6556,7 @@
       </w:rPr>
     </w:lvl>
   </w:abstractNum>
-  <w:abstractNum w:abstractNumId="28" w15:restartNumberingAfterBreak="0">
+  <w:abstractNum w:abstractNumId="32" w15:restartNumberingAfterBreak="0">
     <w:nsid w:val="689019B7"/>
     <w:multiLevelType w:val="multilevel"/>
     <w:tmpl w:val="4F5C02F2"/>
@@ -6241,7 +6705,7 @@
       </w:rPr>
     </w:lvl>
   </w:abstractNum>
-  <w:abstractNum w:abstractNumId="29" w15:restartNumberingAfterBreak="0">
+  <w:abstractNum w:abstractNumId="33" w15:restartNumberingAfterBreak="0">
     <w:nsid w:val="6A7E3FCB"/>
     <w:multiLevelType w:val="multilevel"/>
     <w:tmpl w:val="01FA4878"/>
@@ -6390,7 +6854,7 @@
       </w:rPr>
     </w:lvl>
   </w:abstractNum>
-  <w:abstractNum w:abstractNumId="30" w15:restartNumberingAfterBreak="0">
+  <w:abstractNum w:abstractNumId="34" w15:restartNumberingAfterBreak="0">
     <w:nsid w:val="6F36486B"/>
     <w:multiLevelType w:val="multilevel"/>
     <w:tmpl w:val="E690E14A"/>
@@ -6503,7 +6967,7 @@
       </w:pPr>
     </w:lvl>
   </w:abstractNum>
-  <w:abstractNum w:abstractNumId="31" w15:restartNumberingAfterBreak="0">
+  <w:abstractNum w:abstractNumId="35" w15:restartNumberingAfterBreak="0">
     <w:nsid w:val="71F50FC3"/>
     <w:multiLevelType w:val="multilevel"/>
     <w:tmpl w:val="D7404094"/>
@@ -6616,7 +7080,7 @@
       </w:pPr>
     </w:lvl>
   </w:abstractNum>
-  <w:abstractNum w:abstractNumId="32" w15:restartNumberingAfterBreak="0">
+  <w:abstractNum w:abstractNumId="36" w15:restartNumberingAfterBreak="0">
     <w:nsid w:val="733B75E7"/>
     <w:multiLevelType w:val="multilevel"/>
     <w:tmpl w:val="E7CE7F76"/>
@@ -6729,7 +7193,7 @@
       </w:pPr>
     </w:lvl>
   </w:abstractNum>
-  <w:abstractNum w:abstractNumId="33" w15:restartNumberingAfterBreak="0">
+  <w:abstractNum w:abstractNumId="37" w15:restartNumberingAfterBreak="0">
     <w:nsid w:val="7399790F"/>
     <w:multiLevelType w:val="multilevel"/>
     <w:tmpl w:val="0CBE3856"/>
@@ -6842,7 +7306,156 @@
       </w:pPr>
     </w:lvl>
   </w:abstractNum>
-  <w:abstractNum w:abstractNumId="34" w15:restartNumberingAfterBreak="0">
+  <w:abstractNum w:abstractNumId="38" w15:restartNumberingAfterBreak="0">
+    <w:nsid w:val="76A74235"/>
+    <w:multiLevelType w:val="multilevel"/>
+    <w:tmpl w:val="4F98020C"/>
+    <w:lvl w:ilvl="0">
+      <w:start w:val="1"/>
+      <w:numFmt w:val="bullet"/>
+      <w:lvlText w:val=""/>
+      <w:lvlJc w:val="left"/>
+      <w:pPr>
+        <w:tabs>
+          <w:tab w:val="num" w:pos="720"/>
+        </w:tabs>
+        <w:ind w:left="720" w:hanging="360"/>
+      </w:pPr>
+      <w:rPr>
+        <w:rFonts w:ascii="Symbol" w:hAnsi="Symbol" w:hint="default"/>
+        <w:sz w:val="20"/>
+      </w:rPr>
+    </w:lvl>
+    <w:lvl w:ilvl="1" w:tentative="1">
+      <w:start w:val="1"/>
+      <w:numFmt w:val="bullet"/>
+      <w:lvlText w:val="o"/>
+      <w:lvlJc w:val="left"/>
+      <w:pPr>
+        <w:tabs>
+          <w:tab w:val="num" w:pos="1440"/>
+        </w:tabs>
+        <w:ind w:left="1440" w:hanging="360"/>
+      </w:pPr>
+      <w:rPr>
+        <w:rFonts w:ascii="Courier New" w:hAnsi="Courier New" w:hint="default"/>
+        <w:sz w:val="20"/>
+      </w:rPr>
+    </w:lvl>
+    <w:lvl w:ilvl="2" w:tentative="1">
+      <w:start w:val="1"/>
+      <w:numFmt w:val="bullet"/>
+      <w:lvlText w:val=""/>
+      <w:lvlJc w:val="left"/>
+      <w:pPr>
+        <w:tabs>
+          <w:tab w:val="num" w:pos="2160"/>
+        </w:tabs>
+        <w:ind w:left="2160" w:hanging="360"/>
+      </w:pPr>
+      <w:rPr>
+        <w:rFonts w:ascii="Wingdings" w:hAnsi="Wingdings" w:hint="default"/>
+        <w:sz w:val="20"/>
+      </w:rPr>
+    </w:lvl>
+    <w:lvl w:ilvl="3" w:tentative="1">
+      <w:start w:val="1"/>
+      <w:numFmt w:val="bullet"/>
+      <w:lvlText w:val=""/>
+      <w:lvlJc w:val="left"/>
+      <w:pPr>
+        <w:tabs>
+          <w:tab w:val="num" w:pos="2880"/>
+        </w:tabs>
+        <w:ind w:left="2880" w:hanging="360"/>
+      </w:pPr>
+      <w:rPr>
+        <w:rFonts w:ascii="Wingdings" w:hAnsi="Wingdings" w:hint="default"/>
+        <w:sz w:val="20"/>
+      </w:rPr>
+    </w:lvl>
+    <w:lvl w:ilvl="4" w:tentative="1">
+      <w:start w:val="1"/>
+      <w:numFmt w:val="bullet"/>
+      <w:lvlText w:val=""/>
+      <w:lvlJc w:val="left"/>
+      <w:pPr>
+        <w:tabs>
+          <w:tab w:val="num" w:pos="3600"/>
+        </w:tabs>
+        <w:ind w:left="3600" w:hanging="360"/>
+      </w:pPr>
+      <w:rPr>
+        <w:rFonts w:ascii="Wingdings" w:hAnsi="Wingdings" w:hint="default"/>
+        <w:sz w:val="20"/>
+      </w:rPr>
+    </w:lvl>
+    <w:lvl w:ilvl="5" w:tentative="1">
+      <w:start w:val="1"/>
+      <w:numFmt w:val="bullet"/>
+      <w:lvlText w:val=""/>
+      <w:lvlJc w:val="left"/>
+      <w:pPr>
+        <w:tabs>
+          <w:tab w:val="num" w:pos="4320"/>
+        </w:tabs>
+        <w:ind w:left="4320" w:hanging="360"/>
+      </w:pPr>
+      <w:rPr>
+        <w:rFonts w:ascii="Wingdings" w:hAnsi="Wingdings" w:hint="default"/>
+        <w:sz w:val="20"/>
+      </w:rPr>
+    </w:lvl>
+    <w:lvl w:ilvl="6" w:tentative="1">
+      <w:start w:val="1"/>
+      <w:numFmt w:val="bullet"/>
+      <w:lvlText w:val=""/>
+      <w:lvlJc w:val="left"/>
+      <w:pPr>
+        <w:tabs>
+          <w:tab w:val="num" w:pos="5040"/>
+        </w:tabs>
+        <w:ind w:left="5040" w:hanging="360"/>
+      </w:pPr>
+      <w:rPr>
+        <w:rFonts w:ascii="Wingdings" w:hAnsi="Wingdings" w:hint="default"/>
+        <w:sz w:val="20"/>
+      </w:rPr>
+    </w:lvl>
+    <w:lvl w:ilvl="7" w:tentative="1">
+      <w:start w:val="1"/>
+      <w:numFmt w:val="bullet"/>
+      <w:lvlText w:val=""/>
+      <w:lvlJc w:val="left"/>
+      <w:pPr>
+        <w:tabs>
+          <w:tab w:val="num" w:pos="5760"/>
+        </w:tabs>
+        <w:ind w:left="5760" w:hanging="360"/>
+      </w:pPr>
+      <w:rPr>
+        <w:rFonts w:ascii="Wingdings" w:hAnsi="Wingdings" w:hint="default"/>
+        <w:sz w:val="20"/>
+      </w:rPr>
+    </w:lvl>
+    <w:lvl w:ilvl="8" w:tentative="1">
+      <w:start w:val="1"/>
+      <w:numFmt w:val="bullet"/>
+      <w:lvlText w:val=""/>
+      <w:lvlJc w:val="left"/>
+      <w:pPr>
+        <w:tabs>
+          <w:tab w:val="num" w:pos="6480"/>
+        </w:tabs>
+        <w:ind w:left="6480" w:hanging="360"/>
+      </w:pPr>
+      <w:rPr>
+        <w:rFonts w:ascii="Wingdings" w:hAnsi="Wingdings" w:hint="default"/>
+        <w:sz w:val="20"/>
+      </w:rPr>
+    </w:lvl>
+  </w:abstractNum>
+  <w:abstractNum w:abstractNumId="39" w15:restartNumberingAfterBreak="0">
     <w:nsid w:val="7B122A40"/>
     <w:multiLevelType w:val="multilevel"/>
     <w:tmpl w:val="1BB0B5F2"/>
@@ -6991,7 +7604,7 @@
       </w:rPr>
     </w:lvl>
   </w:abstractNum>
-  <w:abstractNum w:abstractNumId="35" w15:restartNumberingAfterBreak="0">
+  <w:abstractNum w:abstractNumId="40" w15:restartNumberingAfterBreak="0">
     <w:nsid w:val="7E2B07C9"/>
     <w:multiLevelType w:val="hybridMultilevel"/>
     <w:tmpl w:val="0868C480"/>
@@ -7103,7 +7716,7 @@
       </w:rPr>
     </w:lvl>
   </w:abstractNum>
-  <w:abstractNum w:abstractNumId="36" w15:restartNumberingAfterBreak="0">
+  <w:abstractNum w:abstractNumId="41" w15:restartNumberingAfterBreak="0">
     <w:nsid w:val="7F30293E"/>
     <w:multiLevelType w:val="hybridMultilevel"/>
     <w:tmpl w:val="E906207A"/>
@@ -7215,122 +7828,137 @@
       </w:rPr>
     </w:lvl>
   </w:abstractNum>
-  <w:num w:numId="1">
+  <w:num w:numId="1" w16cid:durableId="271863049">
     <w:abstractNumId w:val="4"/>
   </w:num>
-  <w:num w:numId="2">
+  <w:num w:numId="2" w16cid:durableId="746265950">
     <w:abstractNumId w:val="11"/>
   </w:num>
-  <w:num w:numId="3">
+  <w:num w:numId="3" w16cid:durableId="1329290050">
+    <w:abstractNumId w:val="16"/>
+  </w:num>
+  <w:num w:numId="4" w16cid:durableId="1810392981">
+    <w:abstractNumId w:val="24"/>
+  </w:num>
+  <w:num w:numId="5" w16cid:durableId="1512330514">
+    <w:abstractNumId w:val="20"/>
+  </w:num>
+  <w:num w:numId="6" w16cid:durableId="249967460">
+    <w:abstractNumId w:val="25"/>
+  </w:num>
+  <w:num w:numId="7" w16cid:durableId="784471117">
+    <w:abstractNumId w:val="8"/>
+  </w:num>
+  <w:num w:numId="8" w16cid:durableId="1578637868">
+    <w:abstractNumId w:val="19"/>
+  </w:num>
+  <w:num w:numId="9" w16cid:durableId="123471596">
+    <w:abstractNumId w:val="34"/>
+  </w:num>
+  <w:num w:numId="10" w16cid:durableId="665669776">
+    <w:abstractNumId w:val="23"/>
+  </w:num>
+  <w:num w:numId="11" w16cid:durableId="939919579">
     <w:abstractNumId w:val="15"/>
   </w:num>
-  <w:num w:numId="4">
-    <w:abstractNumId w:val="20"/>
+  <w:num w:numId="12" w16cid:durableId="95565034">
+    <w:abstractNumId w:val="17"/>
   </w:num>
-  <w:num w:numId="5">
+  <w:num w:numId="13" w16cid:durableId="574318910">
+    <w:abstractNumId w:val="0"/>
+  </w:num>
+  <w:num w:numId="14" w16cid:durableId="1942641115">
+    <w:abstractNumId w:val="35"/>
+  </w:num>
+  <w:num w:numId="15" w16cid:durableId="2143304933">
+    <w:abstractNumId w:val="36"/>
+  </w:num>
+  <w:num w:numId="16" w16cid:durableId="373821007">
+    <w:abstractNumId w:val="9"/>
+  </w:num>
+  <w:num w:numId="17" w16cid:durableId="1127507777">
+    <w:abstractNumId w:val="1"/>
+  </w:num>
+  <w:num w:numId="18" w16cid:durableId="104036594">
+    <w:abstractNumId w:val="10"/>
+  </w:num>
+  <w:num w:numId="19" w16cid:durableId="1138768609">
+    <w:abstractNumId w:val="12"/>
+  </w:num>
+  <w:num w:numId="20" w16cid:durableId="1138063802">
+    <w:abstractNumId w:val="30"/>
+  </w:num>
+  <w:num w:numId="21" w16cid:durableId="1937984340">
+    <w:abstractNumId w:val="37"/>
+  </w:num>
+  <w:num w:numId="22" w16cid:durableId="488324010">
+    <w:abstractNumId w:val="29"/>
+  </w:num>
+  <w:num w:numId="23" w16cid:durableId="151145596">
+    <w:abstractNumId w:val="28"/>
+  </w:num>
+  <w:num w:numId="24" w16cid:durableId="1113280805">
+    <w:abstractNumId w:val="31"/>
+  </w:num>
+  <w:num w:numId="25" w16cid:durableId="1769542617">
+    <w:abstractNumId w:val="13"/>
+  </w:num>
+  <w:num w:numId="26" w16cid:durableId="459038640">
+    <w:abstractNumId w:val="6"/>
+  </w:num>
+  <w:num w:numId="27" w16cid:durableId="1374425715">
+    <w:abstractNumId w:val="2"/>
+  </w:num>
+  <w:num w:numId="28" w16cid:durableId="585845286">
+    <w:abstractNumId w:val="27"/>
+  </w:num>
+  <w:num w:numId="29" w16cid:durableId="1758667723">
+    <w:abstractNumId w:val="5"/>
+  </w:num>
+  <w:num w:numId="30" w16cid:durableId="1517772240">
+    <w:abstractNumId w:val="33"/>
+  </w:num>
+  <w:num w:numId="31" w16cid:durableId="1460801691">
+    <w:abstractNumId w:val="39"/>
+  </w:num>
+  <w:num w:numId="32" w16cid:durableId="249849204">
+    <w:abstractNumId w:val="3"/>
+  </w:num>
+  <w:num w:numId="33" w16cid:durableId="992837037">
+    <w:abstractNumId w:val="7"/>
+  </w:num>
+  <w:num w:numId="34" w16cid:durableId="701904926">
+    <w:abstractNumId w:val="41"/>
+  </w:num>
+  <w:num w:numId="35" w16cid:durableId="1819104096">
+    <w:abstractNumId w:val="26"/>
+  </w:num>
+  <w:num w:numId="36" w16cid:durableId="698433954">
+    <w:abstractNumId w:val="32"/>
+  </w:num>
+  <w:num w:numId="37" w16cid:durableId="1436438628">
+    <w:abstractNumId w:val="40"/>
+  </w:num>
+  <w:num w:numId="38" w16cid:durableId="827332178">
     <w:abstractNumId w:val="18"/>
   </w:num>
-  <w:num w:numId="6">
+  <w:num w:numId="39" w16cid:durableId="1639146110">
+    <w:abstractNumId w:val="38"/>
+  </w:num>
+  <w:num w:numId="40" w16cid:durableId="17463386">
+    <w:abstractNumId w:val="22"/>
+  </w:num>
+  <w:num w:numId="41" w16cid:durableId="443960830">
     <w:abstractNumId w:val="21"/>
   </w:num>
-  <w:num w:numId="7">
-    <w:abstractNumId w:val="8"/>
-  </w:num>
-  <w:num w:numId="8">
-    <w:abstractNumId w:val="17"/>
-  </w:num>
-  <w:num w:numId="9">
-    <w:abstractNumId w:val="30"/>
-  </w:num>
-  <w:num w:numId="10">
-    <w:abstractNumId w:val="19"/>
-  </w:num>
-  <w:num w:numId="11">
+  <w:num w:numId="42" w16cid:durableId="217282041">
     <w:abstractNumId w:val="14"/>
-  </w:num>
-  <w:num w:numId="12">
-    <w:abstractNumId w:val="16"/>
-  </w:num>
-  <w:num w:numId="13">
-    <w:abstractNumId w:val="0"/>
-  </w:num>
-  <w:num w:numId="14">
-    <w:abstractNumId w:val="31"/>
-  </w:num>
-  <w:num w:numId="15">
-    <w:abstractNumId w:val="32"/>
-  </w:num>
-  <w:num w:numId="16">
-    <w:abstractNumId w:val="9"/>
-  </w:num>
-  <w:num w:numId="17">
-    <w:abstractNumId w:val="1"/>
-  </w:num>
-  <w:num w:numId="18">
-    <w:abstractNumId w:val="10"/>
-  </w:num>
-  <w:num w:numId="19">
-    <w:abstractNumId w:val="12"/>
-  </w:num>
-  <w:num w:numId="20">
-    <w:abstractNumId w:val="26"/>
-  </w:num>
-  <w:num w:numId="21">
-    <w:abstractNumId w:val="33"/>
-  </w:num>
-  <w:num w:numId="22">
-    <w:abstractNumId w:val="25"/>
-  </w:num>
-  <w:num w:numId="23">
-    <w:abstractNumId w:val="24"/>
-  </w:num>
-  <w:num w:numId="24">
-    <w:abstractNumId w:val="27"/>
-  </w:num>
-  <w:num w:numId="25">
-    <w:abstractNumId w:val="13"/>
-  </w:num>
-  <w:num w:numId="26">
-    <w:abstractNumId w:val="6"/>
-  </w:num>
-  <w:num w:numId="27">
-    <w:abstractNumId w:val="2"/>
-  </w:num>
-  <w:num w:numId="28">
-    <w:abstractNumId w:val="23"/>
-  </w:num>
-  <w:num w:numId="29">
-    <w:abstractNumId w:val="5"/>
-  </w:num>
-  <w:num w:numId="30">
-    <w:abstractNumId w:val="29"/>
-  </w:num>
-  <w:num w:numId="31">
-    <w:abstractNumId w:val="34"/>
-  </w:num>
-  <w:num w:numId="32">
-    <w:abstractNumId w:val="3"/>
-  </w:num>
-  <w:num w:numId="33">
-    <w:abstractNumId w:val="7"/>
-  </w:num>
-  <w:num w:numId="34">
-    <w:abstractNumId w:val="36"/>
-  </w:num>
-  <w:num w:numId="35">
-    <w:abstractNumId w:val="22"/>
-  </w:num>
-  <w:num w:numId="36">
-    <w:abstractNumId w:val="28"/>
-  </w:num>
-  <w:num w:numId="37">
-    <w:abstractNumId w:val="35"/>
   </w:num>
 </w:numbering>
 </file>
 
 <file path=word/styles.xml><?xml version="1.0" encoding="utf-8"?>
-<w:styles xmlns:mc="http://schemas.openxmlformats.org/markup-compatibility/2006" xmlns:r="http://schemas.openxmlformats.org/officeDocument/2006/relationships" xmlns:w="http://schemas.openxmlformats.org/wordprocessingml/2006/main" xmlns:w14="http://schemas.microsoft.com/office/word/2010/wordml" xmlns:w15="http://schemas.microsoft.com/office/word/2012/wordml" xmlns:w16cex="http://schemas.microsoft.com/office/word/2018/wordml/cex" xmlns:w16cid="http://schemas.microsoft.com/office/word/2016/wordml/cid" xmlns:w16="http://schemas.microsoft.com/office/word/2018/wordml" xmlns:w16sdtdh="http://schemas.microsoft.com/office/word/2020/wordml/sdtdatahash" xmlns:w16se="http://schemas.microsoft.com/office/word/2015/wordml/symex" mc:Ignorable="w14 w15 w16se w16cid w16 w16cex w16sdtdh">
+<w:styles xmlns:mc="http://schemas.openxmlformats.org/markup-compatibility/2006" xmlns:r="http://schemas.openxmlformats.org/officeDocument/2006/relationships" xmlns:w="http://schemas.openxmlformats.org/wordprocessingml/2006/main" xmlns:w14="http://schemas.microsoft.com/office/word/2010/wordml" xmlns:w15="http://schemas.microsoft.com/office/word/2012/wordml" xmlns:w16cex="http://schemas.microsoft.com/office/word/2018/wordml/cex" xmlns:w16cid="http://schemas.microsoft.com/office/word/2016/wordml/cid" xmlns:w16="http://schemas.microsoft.com/office/word/2018/wordml" xmlns:w16du="http://schemas.microsoft.com/office/word/2023/wordml/word16du" xmlns:w16sdtdh="http://schemas.microsoft.com/office/word/2020/wordml/sdtdatahash" xmlns:w16sdtfl="http://schemas.microsoft.com/office/word/2024/wordml/sdtformatlock" xmlns:w16se="http://schemas.microsoft.com/office/word/2015/wordml/symex" mc:Ignorable="w14 w15 w16se w16cid w16 w16cex w16sdtdh w16sdtfl w16du">
   <w:docDefaults>
     <w:rPrDefault>
       <w:rPr>
@@ -7752,7 +8380,6 @@
   <w:style w:type="character" w:default="1" w:styleId="Standardnpsmoodstavce">
     <w:name w:val="Default Paragraph Font"/>
     <w:uiPriority w:val="1"/>
-    <w:semiHidden/>
     <w:unhideWhenUsed/>
   </w:style>
   <w:style w:type="table" w:default="1" w:styleId="Normlntabulka">
@@ -8178,4 +8805,16 @@
     </a:ext>
   </a:extLst>
 </a:theme>
+</file>
+
+<file path=customXml/item1.xml><?xml version="1.0" encoding="utf-8"?>
+<b:Sources xmlns:b="http://schemas.openxmlformats.org/officeDocument/2006/bibliography" xmlns="http://schemas.openxmlformats.org/officeDocument/2006/bibliography" SelectedStyle="\APASixthEditionOfficeOnline.xsl" StyleName="APA" Version="6"/>
+</file>
+
+<file path=customXml/itemProps1.xml><?xml version="1.0" encoding="utf-8"?>
+<ds:datastoreItem xmlns:ds="http://schemas.openxmlformats.org/officeDocument/2006/customXml" ds:itemID="{63BAB4EB-12CF-4774-90E7-09B44C5BA356}">
+  <ds:schemaRefs>
+    <ds:schemaRef ds:uri="http://schemas.openxmlformats.org/officeDocument/2006/bibliography"/>
+  </ds:schemaRefs>
+</ds:datastoreItem>
 </file>